--- a/assets/diana/Diana_Cardona_CV.docx
+++ b/assets/diana/Diana_Cardona_CV.docx
@@ -146,7 +146,7 @@
             <w:pPr>
               <w:spacing w:after="380"/>
             </w:pPr>
-            <w:hyperlink w:history="1" r:id="rId3dv1ubpkiji01maruayol">
+            <w:hyperlink w:history="1" r:id="rIds8qt1bbhvampyu-xee9s9">
               <w:r>
                 <w:rPr>
                   <w:rFonts w:ascii="Calibri" w:cs="Calibri" w:eastAsia="Calibri" w:hAnsi="Calibri"/>
@@ -167,7 +167,7 @@
               </w:rPr>
               <w:t xml:space="preserve"> · </w:t>
             </w:r>
-            <w:hyperlink w:history="1" r:id="rIdsomowitbmzzlkvlgxlxk4">
+            <w:hyperlink w:history="1" r:id="rIde2j186c3dgrhyraj-qwt_">
               <w:r>
                 <w:rPr>
                   <w:rFonts w:ascii="Calibri" w:cs="Calibri" w:eastAsia="Calibri" w:hAnsi="Calibri"/>
@@ -1075,7 +1075,7 @@
           <w:sz w:val="20"/>
           <w:szCs w:val="20"/>
         </w:rPr>
-        <w:t xml:space="preserve">Tiempo completo, con horario compatible con Ciudad de México. Andrés Figueroa continúa dirigiendo Truth Frame Studio y yo lo superviso.</w:t>
+        <w:t xml:space="preserve">Tiempo completo, con horario compatible con Ciudad de México.</w:t>
       </w:r>
     </w:p>
     <w:sectPr>

--- a/assets/diana/Diana_Cardona_CV.docx
+++ b/assets/diana/Diana_Cardona_CV.docx
@@ -146,7 +146,7 @@
             <w:pPr>
               <w:spacing w:after="380"/>
             </w:pPr>
-            <w:hyperlink w:history="1" r:id="rIds8qt1bbhvampyu-xee9s9">
+            <w:hyperlink w:history="1" r:id="rIdivzuatnfyemlf1wel6qol">
               <w:r>
                 <w:rPr>
                   <w:rFonts w:ascii="Calibri" w:cs="Calibri" w:eastAsia="Calibri" w:hAnsi="Calibri"/>
@@ -167,7 +167,7 @@
               </w:rPr>
               <w:t xml:space="preserve"> · </w:t>
             </w:r>
-            <w:hyperlink w:history="1" r:id="rIde2j186c3dgrhyraj-qwt_">
+            <w:hyperlink w:history="1" r:id="rIdsttphvxitcspa3podwf7f">
               <w:r>
                 <w:rPr>
                   <w:rFonts w:ascii="Calibri" w:cs="Calibri" w:eastAsia="Calibri" w:hAnsi="Calibri"/>
@@ -572,7 +572,7 @@
           <w:sz w:val="20"/>
           <w:szCs w:val="20"/>
         </w:rPr>
-        <w:t xml:space="preserve">Desde 2026, asesoría 1:1 a canales: diagnóstico con datos de YouTube Studio, arquitectura de contenidos y planificación editorial a partir del comportamiento de la audiencia.</w:t>
+        <w:t xml:space="preserve">Desde 2026, asesoría 1:1 a canales: diagnóstico con datos de YouTube Studio, arquitectura de contenidos y planificación editorial. Capacitación del equipo de producción de Eternidad Plus en la plataforma.</w:t>
       </w:r>
     </w:p>
     <w:p>
@@ -798,6 +798,31 @@
           <w:sz w:val="20"/>
           <w:szCs w:val="20"/>
         </w:rPr>
+        <w:t xml:space="preserve">Gestión del canal. </w:t>
+      </w:r>
+      <w:r>
+        <w:rPr>
+          <w:rFonts w:ascii="Calibri" w:cs="Calibri" w:eastAsia="Calibri" w:hAnsi="Calibri"/>
+          <w:color w:val="1D1D1D"/>
+          <w:sz w:val="20"/>
+          <w:szCs w:val="20"/>
+        </w:rPr>
+        <w:t xml:space="preserve">Analítica en YouTube Studio, arquitectura de listas de reproducción y estructura de la página principal para favorecer el descubrimiento de contenido.</w:t>
+      </w:r>
+    </w:p>
+    <w:p>
+      <w:pPr>
+        <w:spacing w:after="100" w:line="276"/>
+      </w:pPr>
+      <w:r>
+        <w:rPr>
+          <w:rFonts w:ascii="Calibri" w:cs="Calibri" w:eastAsia="Calibri" w:hAnsi="Calibri"/>
+          <w:b/>
+          <w:bCs/>
+          <w:color w:val="1D1D1D"/>
+          <w:sz w:val="20"/>
+          <w:szCs w:val="20"/>
+        </w:rPr>
         <w:t xml:space="preserve">Conferencias Mujer Verdadera. </w:t>
       </w:r>
       <w:r>
@@ -1041,6 +1066,31 @@
           <w:sz w:val="20"/>
           <w:szCs w:val="20"/>
         </w:rPr>
+        <w:t xml:space="preserve">Docencia. </w:t>
+      </w:r>
+      <w:r>
+        <w:rPr>
+          <w:rFonts w:ascii="Calibri" w:cs="Calibri" w:eastAsia="Calibri" w:hAnsi="Calibri"/>
+          <w:color w:val="1D1D1D"/>
+          <w:sz w:val="20"/>
+          <w:szCs w:val="20"/>
+        </w:rPr>
+        <w:t xml:space="preserve">Electiva de YouTube para estudiantes de secundaria.</w:t>
+      </w:r>
+    </w:p>
+    <w:p>
+      <w:pPr>
+        <w:spacing w:after="100" w:line="276"/>
+      </w:pPr>
+      <w:r>
+        <w:rPr>
+          <w:rFonts w:ascii="Calibri" w:cs="Calibri" w:eastAsia="Calibri" w:hAnsi="Calibri"/>
+          <w:b/>
+          <w:bCs/>
+          <w:color w:val="1D1D1D"/>
+          <w:sz w:val="20"/>
+          <w:szCs w:val="20"/>
+        </w:rPr>
         <w:t xml:space="preserve">Idiomas. </w:t>
       </w:r>
       <w:r>
@@ -1050,7 +1100,7 @@
           <w:sz w:val="20"/>
           <w:szCs w:val="20"/>
         </w:rPr>
-        <w:t xml:space="preserve">Español nativo. Inglés intermedio: lo entiendo bien y necesito práctica para hablarlo con fluidez.</w:t>
+        <w:t xml:space="preserve">Español nativo. Inglés intermedio.</w:t>
       </w:r>
     </w:p>
     <w:p>

--- a/assets/diana/Diana_Cardona_CV.docx
+++ b/assets/diana/Diana_Cardona_CV.docx
@@ -1,55 +1,55 @@
 
 <file path=word/document.xml><?xml version="1.0" encoding="utf-8"?>
-<w:document xmlns:wpc="http://schemas.microsoft.com/office/word/2010/wordprocessingCanvas" xmlns:mc="http://schemas.openxmlformats.org/markup-compatibility/2006" xmlns:o="urn:schemas-microsoft-com:office:office" xmlns:r="http://schemas.openxmlformats.org/officeDocument/2006/relationships" xmlns:m="http://schemas.openxmlformats.org/officeDocument/2006/math" xmlns:v="urn:schemas-microsoft-com:vml" xmlns:wp14="http://schemas.microsoft.com/office/word/2010/wordprocessingDrawing" xmlns:wp="http://schemas.openxmlformats.org/drawingml/2006/wordprocessingDrawing" xmlns:w10="urn:schemas-microsoft-com:office:word" xmlns:w="http://schemas.openxmlformats.org/wordprocessingml/2006/main" xmlns:w14="http://schemas.microsoft.com/office/word/2010/wordml" xmlns:w15="http://schemas.microsoft.com/office/word/2012/wordml" xmlns:wpg="http://schemas.microsoft.com/office/word/2010/wordprocessingGroup" xmlns:wpi="http://schemas.microsoft.com/office/word/2010/wordprocessingInk" xmlns:wne="http://schemas.microsoft.com/office/word/2006/wordml" xmlns:wps="http://schemas.microsoft.com/office/word/2010/wordprocessingShape" xmlns:cx="http://schemas.microsoft.com/office/drawing/2014/chartex" xmlns:cx1="http://schemas.microsoft.com/office/drawing/2015/9/8/chartex" xmlns:cx2="http://schemas.microsoft.com/office/drawing/2015/10/21/chartex" xmlns:cx3="http://schemas.microsoft.com/office/drawing/2016/5/9/chartex" xmlns:cx4="http://schemas.microsoft.com/office/drawing/2016/5/10/chartex" xmlns:cx5="http://schemas.microsoft.com/office/drawing/2016/5/11/chartex" xmlns:cx6="http://schemas.microsoft.com/office/drawing/2016/5/12/chartex" xmlns:cx7="http://schemas.microsoft.com/office/drawing/2016/5/13/chartex" xmlns:cx8="http://schemas.microsoft.com/office/drawing/2016/5/14/chartex" xmlns:aink="http://schemas.microsoft.com/office/drawing/2016/ink" xmlns:am3d="http://schemas.microsoft.com/office/drawing/2017/model3d" xmlns:w16cex="http://schemas.microsoft.com/office/word/2018/wordml/cex" xmlns:w16cid="http://schemas.microsoft.com/office/word/2016/wordml/cid" xmlns:w16="http://schemas.microsoft.com/office/word/2018/wordml" xmlns:w16sdtdh="http://schemas.microsoft.com/office/word/2020/wordml/sdtdatahash" xmlns:w16se="http://schemas.microsoft.com/office/word/2015/wordml/symex" mc:Ignorable="w14 w15 wp14">
+<w:document xmlns:wpc="http://schemas.microsoft.com/office/word/2010/wordprocessingCanvas" xmlns:cx="http://schemas.microsoft.com/office/drawing/2014/chartex" xmlns:cx1="http://schemas.microsoft.com/office/drawing/2015/9/8/chartex" xmlns:cx2="http://schemas.microsoft.com/office/drawing/2015/10/21/chartex" xmlns:cx3="http://schemas.microsoft.com/office/drawing/2016/5/9/chartex" xmlns:cx4="http://schemas.microsoft.com/office/drawing/2016/5/10/chartex" xmlns:cx5="http://schemas.microsoft.com/office/drawing/2016/5/11/chartex" xmlns:cx6="http://schemas.microsoft.com/office/drawing/2016/5/12/chartex" xmlns:cx7="http://schemas.microsoft.com/office/drawing/2016/5/13/chartex" xmlns:cx8="http://schemas.microsoft.com/office/drawing/2016/5/14/chartex" xmlns:mc="http://schemas.openxmlformats.org/markup-compatibility/2006" xmlns:aink="http://schemas.microsoft.com/office/drawing/2016/ink" xmlns:am3d="http://schemas.microsoft.com/office/drawing/2017/model3d" xmlns:o="urn:schemas-microsoft-com:office:office" xmlns:oel="http://schemas.microsoft.com/office/2019/extlst" xmlns:r="http://schemas.openxmlformats.org/officeDocument/2006/relationships" xmlns:m="http://schemas.openxmlformats.org/officeDocument/2006/math" xmlns:v="urn:schemas-microsoft-com:vml" xmlns:wp14="http://schemas.microsoft.com/office/word/2010/wordprocessingDrawing" xmlns:wp="http://schemas.openxmlformats.org/drawingml/2006/wordprocessingDrawing" xmlns:w10="urn:schemas-microsoft-com:office:word" xmlns:w="http://schemas.openxmlformats.org/wordprocessingml/2006/main" xmlns:w14="http://schemas.microsoft.com/office/word/2010/wordml" xmlns:w15="http://schemas.microsoft.com/office/word/2012/wordml" xmlns:w16cex="http://schemas.microsoft.com/office/word/2018/wordml/cex" xmlns:w16cid="http://schemas.microsoft.com/office/word/2016/wordml/cid" xmlns:w16="http://schemas.microsoft.com/office/word/2018/wordml" xmlns:w16du="http://schemas.microsoft.com/office/word/2023/wordml/word16du" xmlns:w16sdtdh="http://schemas.microsoft.com/office/word/2020/wordml/sdtdatahash" xmlns:w16sdtfl="http://schemas.microsoft.com/office/word/2024/wordml/sdtformatlock" xmlns:w16se="http://schemas.microsoft.com/office/word/2015/wordml/symex" xmlns:wpg="http://schemas.microsoft.com/office/word/2010/wordprocessingGroup" xmlns:wpi="http://schemas.microsoft.com/office/word/2010/wordprocessingInk" xmlns:wne="http://schemas.microsoft.com/office/word/2006/wordml" xmlns:wps="http://schemas.microsoft.com/office/word/2010/wordprocessingShape" mc:Ignorable="w14 w15 w16se w16cid w16 w16cex w16sdtdh w16sdtfl w16du wp14">
   <w:body>
     <w:tbl>
       <w:tblPr>
-        <w:tblW w:type="dxa" w:w="11906"/>
-        <w:tblInd w:type="dxa" w:w="-1000"/>
+        <w:tblpPr w:leftFromText="141" w:rightFromText="141" w:horzAnchor="margin" w:tblpXSpec="center" w:tblpY="-1260"/>
+        <w:tblW w:w="11906" w:type="dxa"/>
         <w:tblBorders>
-          <w:top w:val="none" w:color="FFFFFF" w:sz="0"/>
-          <w:left w:val="none" w:color="FFFFFF" w:sz="0"/>
-          <w:bottom w:val="none" w:color="FFFFFF" w:sz="0"/>
-          <w:right w:val="none" w:color="FFFFFF" w:sz="0"/>
-          <w:insideH w:val="none" w:color="FFFFFF" w:sz="0"/>
-          <w:insideV w:val="none" w:color="FFFFFF" w:sz="0"/>
+          <w:top w:val="none" w:sz="0" w:space="0" w:color="FFFFFF"/>
+          <w:left w:val="none" w:sz="0" w:space="0" w:color="FFFFFF"/>
+          <w:bottom w:val="none" w:sz="0" w:space="0" w:color="FFFFFF"/>
+          <w:right w:val="none" w:sz="0" w:space="0" w:color="FFFFFF"/>
+          <w:insideH w:val="none" w:sz="0" w:space="0" w:color="FFFFFF"/>
+          <w:insideV w:val="none" w:sz="0" w:space="0" w:color="FFFFFF"/>
         </w:tblBorders>
+        <w:tblLook w:val="04A0" w:firstRow="1" w:lastRow="0" w:firstColumn="1" w:lastColumn="0" w:noHBand="0" w:noVBand="1"/>
       </w:tblPr>
       <w:tblGrid>
-        <w:gridCol w:w="9906"/>
-        <w:gridCol w:w="2000"/>
+        <w:gridCol w:w="8729"/>
+        <w:gridCol w:w="3177"/>
       </w:tblGrid>
       <w:tr>
         <w:tc>
           <w:tcPr>
-            <w:tcW w:type="dxa" w:w="7906"/>
+            <w:tcW w:w="8729" w:type="dxa"/>
             <w:tcBorders>
-              <w:top w:val="none" w:color="FFFFFF" w:sz="0"/>
-              <w:left w:val="none" w:color="FFFFFF" w:sz="0"/>
-              <w:bottom w:val="none" w:color="FFFFFF" w:sz="0"/>
-              <w:right w:val="none" w:color="FFFFFF" w:sz="0"/>
+              <w:top w:val="none" w:sz="0" w:space="0" w:color="FFFFFF"/>
+              <w:left w:val="none" w:sz="0" w:space="0" w:color="FFFFFF"/>
+              <w:bottom w:val="none" w:sz="0" w:space="0" w:color="FFFFFF"/>
+              <w:right w:val="none" w:sz="0" w:space="0" w:color="FFFFFF"/>
             </w:tcBorders>
-            <w:shd w:fill="161616" w:color="auto" w:val="clear"/>
+            <w:shd w:val="clear" w:color="auto" w:fill="161616"/>
             <w:tcMar>
-              <w:left w:type="dxa" w:w="1000"/>
-              <w:right w:type="dxa" w:w="200"/>
+              <w:left w:w="1000" w:type="dxa"/>
+              <w:right w:w="200" w:type="dxa"/>
             </w:tcMar>
             <w:vAlign w:val="center"/>
           </w:tcPr>
           <w:p>
             <w:pPr>
-              <w:spacing w:after="0" w:before="380"/>
+              <w:spacing w:before="380"/>
             </w:pPr>
             <w:r>
               <w:rPr>
-                <w:rFonts w:ascii="Calibri" w:cs="Calibri" w:eastAsia="Calibri" w:hAnsi="Calibri"/>
                 <w:b/>
                 <w:bCs/>
                 <w:color w:val="FFFFFF"/>
                 <w:sz w:val="56"/>
                 <w:szCs w:val="56"/>
               </w:rPr>
-              <w:t xml:space="preserve">DIANA</w:t>
+              <w:t>DIANA</w:t>
             </w:r>
           </w:p>
           <w:p>
@@ -58,30 +58,25 @@
             </w:pPr>
             <w:r>
               <w:rPr>
-                <w:rFonts w:ascii="Calibri" w:cs="Calibri" w:eastAsia="Calibri" w:hAnsi="Calibri"/>
                 <w:b/>
                 <w:bCs/>
                 <w:color w:val="FFFFFF"/>
                 <w:sz w:val="56"/>
                 <w:szCs w:val="56"/>
               </w:rPr>
-              <w:t xml:space="preserve">CARDONA</w:t>
+              <w:t>CARDONA</w:t>
             </w:r>
           </w:p>
           <w:p>
-            <w:pPr>
-              <w:spacing w:after="0"/>
-            </w:pPr>
             <w:r>
               <w:rPr>
-                <w:rFonts w:ascii="Calibri" w:cs="Calibri" w:eastAsia="Calibri" w:hAnsi="Calibri"/>
                 <w:b/>
                 <w:bCs/>
                 <w:color w:val="F24E55"/>
                 <w:sz w:val="21"/>
                 <w:szCs w:val="21"/>
               </w:rPr>
-              <w:t xml:space="preserve">PRODUCTORA AUDIOVISUAL</w:t>
+              <w:t>PRODUCTORA AUDIOVISUAL</w:t>
             </w:r>
           </w:p>
           <w:p>
@@ -90,14 +85,13 @@
             </w:pPr>
             <w:r>
               <w:rPr>
-                <w:rFonts w:ascii="Calibri" w:cs="Calibri" w:eastAsia="Calibri" w:hAnsi="Calibri"/>
                 <w:b/>
                 <w:bCs/>
                 <w:color w:val="F24E55"/>
                 <w:sz w:val="21"/>
                 <w:szCs w:val="21"/>
               </w:rPr>
-              <w:t xml:space="preserve">Y ESTRATEGA DE YOUTUBE</w:t>
+              <w:t>Y ESTRATEGA DE YOUTUBE</w:t>
             </w:r>
           </w:p>
           <w:p>
@@ -106,12 +100,11 @@
             </w:pPr>
             <w:r>
               <w:rPr>
-                <w:rFonts w:ascii="Calibri" w:cs="Calibri" w:eastAsia="Calibri" w:hAnsi="Calibri"/>
                 <w:color w:val="E6E3DD"/>
                 <w:sz w:val="18"/>
                 <w:szCs w:val="18"/>
               </w:rPr>
-              <w:t xml:space="preserve">Producción integral · Diagnóstico y estrategia de canales</w:t>
+              <w:t>Producción integral · Diagnóstico y estrategia de canales</w:t>
             </w:r>
           </w:p>
           <w:p>
@@ -120,12 +113,11 @@
             </w:pPr>
             <w:r>
               <w:rPr>
-                <w:rFonts w:ascii="Calibri" w:cs="Calibri" w:eastAsia="Calibri" w:hAnsi="Calibri"/>
                 <w:color w:val="E6E3DD"/>
                 <w:sz w:val="18"/>
                 <w:szCs w:val="18"/>
               </w:rPr>
-              <w:t xml:space="preserve">Santo Domingo, República Dominicana</w:t>
+              <w:t>Santo Domingo, República Dominicana</w:t>
             </w:r>
           </w:p>
           <w:p>
@@ -134,79 +126,108 @@
             </w:pPr>
             <w:r>
               <w:rPr>
-                <w:rFonts w:ascii="Calibri" w:cs="Calibri" w:eastAsia="Calibri" w:hAnsi="Calibri"/>
                 <w:color w:val="E6E3DD"/>
                 <w:sz w:val="18"/>
                 <w:szCs w:val="18"/>
               </w:rPr>
-              <w:t xml:space="preserve">dianac.figueroa@gmail.com · +1 849-652-3537</w:t>
+              <w:t>dianac.figueroa@gmail.com · +1 849-652-3537</w:t>
             </w:r>
           </w:p>
           <w:p>
             <w:pPr>
               <w:spacing w:after="380"/>
+              <w:rPr>
+                <w:lang w:val="en-US"/>
+              </w:rPr>
             </w:pPr>
-            <w:hyperlink w:history="1" r:id="rIdivzuatnfyemlf1wel6qol">
+            <w:hyperlink r:id="rId7" w:history="1">
               <w:r>
                 <w:rPr>
-                  <w:rFonts w:ascii="Calibri" w:cs="Calibri" w:eastAsia="Calibri" w:hAnsi="Calibri"/>
                   <w:color w:val="FFFFFF"/>
                   <w:sz w:val="18"/>
                   <w:szCs w:val="18"/>
                   <w:u w:val="single"/>
+                  <w:lang w:val="en-US"/>
                 </w:rPr>
-                <w:t xml:space="preserve">linkedin.com/in/dicardona</w:t>
+                <w:t>linkedin.com/in/</w:t>
               </w:r>
-            </w:hyperlink>
-            <w:r>
-              <w:rPr>
-                <w:rFonts w:ascii="Calibri" w:cs="Calibri" w:eastAsia="Calibri" w:hAnsi="Calibri"/>
-                <w:color w:val="E6E3DD"/>
-                <w:sz w:val="18"/>
-                <w:szCs w:val="18"/>
-              </w:rPr>
-              <w:t xml:space="preserve"> · </w:t>
-            </w:r>
-            <w:hyperlink w:history="1" r:id="rIdsttphvxitcspa3podwf7f">
+              <w:proofErr w:type="spellStart"/>
               <w:r>
                 <w:rPr>
-                  <w:rFonts w:ascii="Calibri" w:cs="Calibri" w:eastAsia="Calibri" w:hAnsi="Calibri"/>
                   <w:color w:val="FFFFFF"/>
                   <w:sz w:val="18"/>
                   <w:szCs w:val="18"/>
                   <w:u w:val="single"/>
+                  <w:lang w:val="en-US"/>
                 </w:rPr>
-                <w:t xml:space="preserve">truthframestudio.com/diana-cardona</w:t>
+                <w:t>dicardona</w:t>
               </w:r>
+              <w:proofErr w:type="spellEnd"/>
+            </w:hyperlink>
+            <w:r>
+              <w:rPr>
+                <w:color w:val="E6E3DD"/>
+                <w:sz w:val="18"/>
+                <w:szCs w:val="18"/>
+                <w:lang w:val="en-US"/>
+              </w:rPr>
+              <w:t xml:space="preserve"> · </w:t>
+            </w:r>
+            <w:hyperlink r:id="rId8" w:history="1">
+              <w:r>
+                <w:rPr>
+                  <w:color w:val="FFFFFF"/>
+                  <w:sz w:val="18"/>
+                  <w:szCs w:val="18"/>
+                  <w:u w:val="single"/>
+                  <w:lang w:val="en-US"/>
+                </w:rPr>
+                <w:t>truthframestudio.com/</w:t>
+              </w:r>
+              <w:proofErr w:type="spellStart"/>
+              <w:r>
+                <w:rPr>
+                  <w:color w:val="FFFFFF"/>
+                  <w:sz w:val="18"/>
+                  <w:szCs w:val="18"/>
+                  <w:u w:val="single"/>
+                  <w:lang w:val="en-US"/>
+                </w:rPr>
+                <w:t>diana-cardona</w:t>
+              </w:r>
+              <w:proofErr w:type="spellEnd"/>
             </w:hyperlink>
           </w:p>
         </w:tc>
         <w:tc>
           <w:tcPr>
-            <w:tcW w:type="dxa" w:w="2000"/>
+            <w:tcW w:w="3177" w:type="dxa"/>
             <w:tcBorders>
-              <w:top w:val="none" w:color="FFFFFF" w:sz="0"/>
-              <w:left w:val="none" w:color="FFFFFF" w:sz="0"/>
-              <w:bottom w:val="none" w:color="FFFFFF" w:sz="0"/>
-              <w:right w:val="none" w:color="FFFFFF" w:sz="0"/>
+              <w:top w:val="none" w:sz="0" w:space="0" w:color="FFFFFF"/>
+              <w:left w:val="none" w:sz="0" w:space="0" w:color="FFFFFF"/>
+              <w:bottom w:val="none" w:sz="0" w:space="0" w:color="FFFFFF"/>
+              <w:right w:val="none" w:sz="0" w:space="0" w:color="FFFFFF"/>
             </w:tcBorders>
-            <w:shd w:fill="161616" w:color="auto" w:val="clear"/>
+            <w:shd w:val="clear" w:color="auto" w:fill="161616"/>
             <w:tcMar>
-              <w:right w:type="dxa" w:w="1000"/>
+              <w:right w:w="1000" w:type="dxa"/>
             </w:tcMar>
             <w:vAlign w:val="center"/>
           </w:tcPr>
           <w:p>
             <w:pPr>
-              <w:spacing w:after="200" w:before="200"/>
+              <w:spacing w:before="200" w:after="200"/>
               <w:jc w:val="right"/>
             </w:pPr>
             <w:r>
+              <w:rPr>
+                <w:noProof/>
+              </w:rPr>
               <w:drawing>
-                <wp:inline distT="0" distB="0" distL="0" distR="0">
+                <wp:inline distT="0" distB="0" distL="0" distR="0" wp14:anchorId="5ED0314B" wp14:editId="73FFE9B4">
                   <wp:extent cx="1123950" cy="2000250"/>
-                  <wp:effectExtent t="0" r="0" b="0" l="0"/>
-                  <wp:docPr id="1" name="" descr="" title=""/>
+                  <wp:effectExtent l="0" t="0" r="0" b="0"/>
+                  <wp:docPr id="1" name="Imagen 1"/>
                   <wp:cNvGraphicFramePr>
                     <a:graphicFrameLocks xmlns:a="http://schemas.openxmlformats.org/drawingml/2006/main" noChangeAspect="1"/>
                   </wp:cNvGraphicFramePr>
@@ -214,13 +235,13 @@
                     <a:graphicData uri="http://schemas.openxmlformats.org/drawingml/2006/picture">
                       <pic:pic xmlns:pic="http://schemas.openxmlformats.org/drawingml/2006/picture">
                         <pic:nvPicPr>
-                          <pic:cNvPr id="0" name="" descr=""/>
+                          <pic:cNvPr id="0" name=""/>
                           <pic:cNvPicPr>
                             <a:picLocks noChangeAspect="1" noChangeArrowheads="1"/>
                           </pic:cNvPicPr>
                         </pic:nvPicPr>
                         <pic:blipFill>
-                          <a:blip r:embed="rId10" cstate="none"/>
+                          <a:blip r:embed="rId9"/>
                           <a:srcRect/>
                           <a:stretch>
                             <a:fillRect/>
@@ -254,13 +275,12 @@
       <w:pPr>
         <w:keepNext/>
         <w:pBdr>
-          <w:top w:val="single" w:color="1D1D1D" w:sz="12" w:space="4"/>
+          <w:top w:val="single" w:sz="12" w:space="4" w:color="1D1D1D"/>
         </w:pBdr>
-        <w:spacing w:after="120" w:before="260"/>
-      </w:pPr>
-      <w:r>
-        <w:rPr>
-          <w:rFonts w:ascii="Calibri" w:cs="Calibri" w:eastAsia="Calibri" w:hAnsi="Calibri"/>
+        <w:spacing w:before="260" w:after="120"/>
+      </w:pPr>
+      <w:r>
+        <w:rPr>
           <w:b/>
           <w:bCs/>
           <w:color w:val="1D1D1D"/>
@@ -268,34 +288,32 @@
           <w:sz w:val="17"/>
           <w:szCs w:val="17"/>
         </w:rPr>
-        <w:t xml:space="preserve">PERFIL PROFESIONAL</w:t>
-      </w:r>
-    </w:p>
-    <w:p>
-      <w:pPr>
-        <w:spacing w:after="100" w:line="276"/>
-      </w:pPr>
-      <w:r>
-        <w:rPr>
-          <w:rFonts w:ascii="Calibri" w:cs="Calibri" w:eastAsia="Calibri" w:hAnsi="Calibri"/>
-          <w:color w:val="1D1D1D"/>
-          <w:sz w:val="20"/>
-          <w:szCs w:val="20"/>
-        </w:rPr>
-        <w:t xml:space="preserve">Productora, realizadora y editora audiovisual senior con 27 años de trayectoria. Integro narrativa, producción y análisis de audiencias para crear contenido con propósito y desarrollar canales de YouTube. Lidero proyectos desde la idea y la preproducción hasta el rodaje, el montaje y la publicación, con experiencia en organizaciones, marcas y equipos internacionales.</w:t>
+        <w:t>PERFIL PROFESIONAL</w:t>
+      </w:r>
+    </w:p>
+    <w:p>
+      <w:pPr>
+        <w:spacing w:after="100" w:line="276" w:lineRule="auto"/>
+      </w:pPr>
+      <w:r>
+        <w:rPr>
+          <w:color w:val="1D1D1D"/>
+        </w:rPr>
+        <w:t>Productora, realizadora y editora audiovisual senior con 27 años de trayectoria. Integro narrativa, producción y análisis de audiencias para crear contenido con propósito y desarrollar canales de YouTube. Lidero proyectos desde la idea y la preproducción hasta el rodaje, el montaje y la publicación, con experiencia en organizaciones, marcas y equipos internacionales.</w:t>
       </w:r>
     </w:p>
     <w:tbl>
       <w:tblPr>
-        <w:tblW w:type="dxa" w:w="9906"/>
+        <w:tblW w:w="9906" w:type="dxa"/>
         <w:tblBorders>
-          <w:top w:val="single" w:color="auto" w:sz="4"/>
-          <w:left w:val="single" w:color="auto" w:sz="4"/>
-          <w:bottom w:val="single" w:color="auto" w:sz="4"/>
-          <w:right w:val="single" w:color="auto" w:sz="4"/>
-          <w:insideH w:val="single" w:color="auto" w:sz="4"/>
-          <w:insideV w:val="single" w:color="auto" w:sz="4"/>
+          <w:top w:val="single" w:sz="4" w:space="0" w:color="auto"/>
+          <w:left w:val="single" w:sz="4" w:space="0" w:color="auto"/>
+          <w:bottom w:val="single" w:sz="4" w:space="0" w:color="auto"/>
+          <w:right w:val="single" w:sz="4" w:space="0" w:color="auto"/>
+          <w:insideH w:val="single" w:sz="4" w:space="0" w:color="auto"/>
+          <w:insideV w:val="single" w:sz="4" w:space="0" w:color="auto"/>
         </w:tblBorders>
+        <w:tblLook w:val="04A0" w:firstRow="1" w:lastRow="0" w:firstColumn="1" w:lastColumn="0" w:noHBand="0" w:noVBand="1"/>
       </w:tblPr>
       <w:tblGrid>
         <w:gridCol w:w="3302"/>
@@ -305,18 +323,18 @@
       <w:tr>
         <w:tc>
           <w:tcPr>
-            <w:tcW w:type="dxa" w:w="3302"/>
+            <w:tcW w:w="3302" w:type="dxa"/>
             <w:tcBorders>
-              <w:top w:val="single" w:color="DCD9D3" w:sz="4"/>
-              <w:left w:val="none" w:color="FFFFFF" w:sz="0"/>
-              <w:bottom w:val="single" w:color="DCD9D3" w:sz="4"/>
-              <w:right w:val="none" w:color="FFFFFF" w:sz="0"/>
+              <w:top w:val="single" w:sz="4" w:space="0" w:color="DCD9D3"/>
+              <w:left w:val="none" w:sz="0" w:space="0" w:color="FFFFFF"/>
+              <w:bottom w:val="single" w:sz="4" w:space="0" w:color="DCD9D3"/>
+              <w:right w:val="none" w:sz="0" w:space="0" w:color="FFFFFF"/>
             </w:tcBorders>
             <w:tcMar>
-              <w:top w:type="dxa" w:w="100"/>
-              <w:left w:type="dxa" w:w="0"/>
-              <w:bottom w:type="dxa" w:w="100"/>
-              <w:right w:type="dxa" w:w="100"/>
+              <w:top w:w="100" w:type="dxa"/>
+              <w:left w:w="0" w:type="dxa"/>
+              <w:bottom w:w="100" w:type="dxa"/>
+              <w:right w:w="100" w:type="dxa"/>
             </w:tcMar>
           </w:tcPr>
           <w:p>
@@ -325,42 +343,40 @@
             </w:pPr>
             <w:r>
               <w:rPr>
-                <w:rFonts w:ascii="Calibri" w:cs="Calibri" w:eastAsia="Calibri" w:hAnsi="Calibri"/>
                 <w:b/>
                 <w:bCs/>
                 <w:color w:val="1D1D1D"/>
                 <w:sz w:val="30"/>
                 <w:szCs w:val="30"/>
               </w:rPr>
-              <w:t xml:space="preserve">27 años</w:t>
+              <w:t>27 años</w:t>
             </w:r>
           </w:p>
           <w:p>
             <w:r>
               <w:rPr>
-                <w:rFonts w:ascii="Calibri" w:cs="Calibri" w:eastAsia="Calibri" w:hAnsi="Calibri"/>
                 <w:color w:val="5A5752"/>
                 <w:sz w:val="15"/>
                 <w:szCs w:val="15"/>
               </w:rPr>
-              <w:t xml:space="preserve">de producción audiovisual, desde 1999</w:t>
+              <w:t>de producción audiovisual, desde 1999</w:t>
             </w:r>
           </w:p>
         </w:tc>
         <w:tc>
           <w:tcPr>
-            <w:tcW w:type="dxa" w:w="3302"/>
+            <w:tcW w:w="3302" w:type="dxa"/>
             <w:tcBorders>
-              <w:top w:val="single" w:color="DCD9D3" w:sz="4"/>
-              <w:left w:val="single" w:color="DCD9D3" w:sz="4"/>
-              <w:bottom w:val="single" w:color="DCD9D3" w:sz="4"/>
-              <w:right w:val="none" w:color="FFFFFF" w:sz="0"/>
+              <w:top w:val="single" w:sz="4" w:space="0" w:color="DCD9D3"/>
+              <w:left w:val="single" w:sz="4" w:space="0" w:color="DCD9D3"/>
+              <w:bottom w:val="single" w:sz="4" w:space="0" w:color="DCD9D3"/>
+              <w:right w:val="none" w:sz="0" w:space="0" w:color="FFFFFF"/>
             </w:tcBorders>
             <w:tcMar>
-              <w:top w:type="dxa" w:w="100"/>
-              <w:left w:type="dxa" w:w="160"/>
-              <w:bottom w:type="dxa" w:w="100"/>
-              <w:right w:type="dxa" w:w="100"/>
+              <w:top w:w="100" w:type="dxa"/>
+              <w:left w:w="160" w:type="dxa"/>
+              <w:bottom w:w="100" w:type="dxa"/>
+              <w:right w:w="100" w:type="dxa"/>
             </w:tcMar>
           </w:tcPr>
           <w:p>
@@ -369,42 +385,40 @@
             </w:pPr>
             <w:r>
               <w:rPr>
-                <w:rFonts w:ascii="Calibri" w:cs="Calibri" w:eastAsia="Calibri" w:hAnsi="Calibri"/>
                 <w:b/>
                 <w:bCs/>
                 <w:color w:val="1D1D1D"/>
                 <w:sz w:val="30"/>
                 <w:szCs w:val="30"/>
               </w:rPr>
-              <w:t xml:space="preserve">30K → +170K</w:t>
+              <w:t>30K → +170K</w:t>
             </w:r>
           </w:p>
           <w:p>
             <w:r>
               <w:rPr>
-                <w:rFonts w:ascii="Calibri" w:cs="Calibri" w:eastAsia="Calibri" w:hAnsi="Calibri"/>
                 <w:color w:val="5A5752"/>
                 <w:sz w:val="15"/>
                 <w:szCs w:val="15"/>
               </w:rPr>
-              <w:t xml:space="preserve">suscriptores de Aviva Nuestros Corazones mientras produje su video, 2014–2023</w:t>
+              <w:t>suscriptores de Aviva Nuestros Corazones mientras produje su video, 2014–2023</w:t>
             </w:r>
           </w:p>
         </w:tc>
         <w:tc>
           <w:tcPr>
-            <w:tcW w:type="dxa" w:w="3302"/>
+            <w:tcW w:w="3302" w:type="dxa"/>
             <w:tcBorders>
-              <w:top w:val="single" w:color="DCD9D3" w:sz="4"/>
-              <w:left w:val="single" w:color="DCD9D3" w:sz="4"/>
-              <w:bottom w:val="single" w:color="DCD9D3" w:sz="4"/>
-              <w:right w:val="none" w:color="FFFFFF" w:sz="0"/>
+              <w:top w:val="single" w:sz="4" w:space="0" w:color="DCD9D3"/>
+              <w:left w:val="single" w:sz="4" w:space="0" w:color="DCD9D3"/>
+              <w:bottom w:val="single" w:sz="4" w:space="0" w:color="DCD9D3"/>
+              <w:right w:val="none" w:sz="0" w:space="0" w:color="FFFFFF"/>
             </w:tcBorders>
             <w:tcMar>
-              <w:top w:type="dxa" w:w="100"/>
-              <w:left w:type="dxa" w:w="160"/>
-              <w:bottom w:type="dxa" w:w="100"/>
-              <w:right w:type="dxa" w:w="100"/>
+              <w:top w:w="100" w:type="dxa"/>
+              <w:left w:w="160" w:type="dxa"/>
+              <w:bottom w:w="100" w:type="dxa"/>
+              <w:right w:w="100" w:type="dxa"/>
             </w:tcMar>
           </w:tcPr>
           <w:p>
@@ -413,25 +427,23 @@
             </w:pPr>
             <w:r>
               <w:rPr>
-                <w:rFonts w:ascii="Calibri" w:cs="Calibri" w:eastAsia="Calibri" w:hAnsi="Calibri"/>
                 <w:b/>
                 <w:bCs/>
                 <w:color w:val="1D1D1D"/>
                 <w:sz w:val="30"/>
                 <w:szCs w:val="30"/>
               </w:rPr>
-              <w:t xml:space="preserve">2 asesorías</w:t>
+              <w:t>2 asesorías</w:t>
             </w:r>
           </w:p>
           <w:p>
             <w:r>
               <w:rPr>
-                <w:rFonts w:ascii="Calibri" w:cs="Calibri" w:eastAsia="Calibri" w:hAnsi="Calibri"/>
                 <w:color w:val="5A5752"/>
                 <w:sz w:val="15"/>
                 <w:szCs w:val="15"/>
               </w:rPr>
-              <w:t xml:space="preserve">de estrategia de YouTube 1:1 en curso en 2026, con diagnóstico y plan por escrito</w:t>
+              <w:t>de estrategia de YouTube 1:1 en curso en 2026, con diagnóstico y plan por escrito</w:t>
             </w:r>
           </w:p>
         </w:tc>
@@ -441,13 +453,12 @@
       <w:pPr>
         <w:keepNext/>
         <w:pBdr>
-          <w:top w:val="single" w:color="1D1D1D" w:sz="12" w:space="4"/>
+          <w:top w:val="single" w:sz="12" w:space="4" w:color="1D1D1D"/>
         </w:pBdr>
-        <w:spacing w:after="120" w:before="260"/>
-      </w:pPr>
-      <w:r>
-        <w:rPr>
-          <w:rFonts w:ascii="Calibri" w:cs="Calibri" w:eastAsia="Calibri" w:hAnsi="Calibri"/>
+        <w:spacing w:before="260" w:after="120"/>
+      </w:pPr>
+      <w:r>
+        <w:rPr>
           <w:b/>
           <w:bCs/>
           <w:color w:val="1D1D1D"/>
@@ -455,24 +466,23 @@
           <w:sz w:val="17"/>
           <w:szCs w:val="17"/>
         </w:rPr>
-        <w:t xml:space="preserve">EXPERIENCIA PROFESIONAL</w:t>
+        <w:t>EXPERIENCIA PROFESIONAL</w:t>
       </w:r>
     </w:p>
     <w:p>
       <w:pPr>
         <w:keepNext/>
-        <w:spacing w:after="20" w:before="140"/>
-      </w:pPr>
-      <w:r>
-        <w:rPr>
-          <w:rFonts w:ascii="Calibri" w:cs="Calibri" w:eastAsia="Calibri" w:hAnsi="Calibri"/>
+        <w:spacing w:before="140" w:after="20"/>
+      </w:pPr>
+      <w:r>
+        <w:rPr>
           <w:b/>
           <w:bCs/>
           <w:color w:val="1D1D1D"/>
           <w:sz w:val="21"/>
           <w:szCs w:val="21"/>
         </w:rPr>
-        <w:t xml:space="preserve">Cofundadora y directora de estrategia y proyectos</w:t>
+        <w:t>Cofundadora y directora de estrategia y proyectos</w:t>
       </w:r>
     </w:p>
     <w:p>
@@ -481,111 +491,182 @@
       </w:pPr>
       <w:r>
         <w:rPr>
-          <w:rFonts w:ascii="Calibri" w:cs="Calibri" w:eastAsia="Calibri" w:hAnsi="Calibri"/>
           <w:b/>
           <w:bCs/>
           <w:color w:val="1D1D1D"/>
           <w:sz w:val="18"/>
           <w:szCs w:val="18"/>
         </w:rPr>
-        <w:t xml:space="preserve">Truth Frame Studio</w:t>
-      </w:r>
-      <w:r>
-        <w:rPr>
-          <w:rFonts w:ascii="Calibri" w:cs="Calibri" w:eastAsia="Calibri" w:hAnsi="Calibri"/>
+        <w:t xml:space="preserve">Truth </w:t>
+      </w:r>
+      <w:proofErr w:type="gramStart"/>
+      <w:r>
+        <w:rPr>
+          <w:b/>
+          <w:bCs/>
+          <w:color w:val="1D1D1D"/>
+          <w:sz w:val="18"/>
+          <w:szCs w:val="18"/>
+        </w:rPr>
+        <w:t>Frame</w:t>
+      </w:r>
+      <w:proofErr w:type="gramEnd"/>
+      <w:r>
+        <w:rPr>
+          <w:b/>
+          <w:bCs/>
+          <w:color w:val="1D1D1D"/>
+          <w:sz w:val="18"/>
+          <w:szCs w:val="18"/>
+        </w:rPr>
+        <w:t xml:space="preserve"> </w:t>
+      </w:r>
+      <w:proofErr w:type="gramStart"/>
+      <w:r>
+        <w:rPr>
+          <w:b/>
+          <w:bCs/>
+          <w:color w:val="1D1D1D"/>
+          <w:sz w:val="18"/>
+          <w:szCs w:val="18"/>
+        </w:rPr>
+        <w:t>Studio</w:t>
+      </w:r>
+      <w:r>
+        <w:rPr>
           <w:color w:val="5A5752"/>
           <w:sz w:val="18"/>
           <w:szCs w:val="18"/>
         </w:rPr>
-        <w:t xml:space="preserve">  ·  Enero 2023–actualidad  ·  3 años y 9 meses</w:t>
-      </w:r>
-    </w:p>
-    <w:p>
-      <w:pPr>
-        <w:spacing w:after="100" w:line="276"/>
-      </w:pPr>
-      <w:r>
-        <w:rPr>
-          <w:rFonts w:ascii="Calibri" w:cs="Calibri" w:eastAsia="Calibri" w:hAnsi="Calibri"/>
-          <w:b/>
-          <w:bCs/>
-          <w:color w:val="1D1D1D"/>
-          <w:sz w:val="20"/>
-          <w:szCs w:val="20"/>
+        <w:t xml:space="preserve">  ·</w:t>
+      </w:r>
+      <w:proofErr w:type="gramEnd"/>
+      <w:r>
+        <w:rPr>
+          <w:color w:val="5A5752"/>
+          <w:sz w:val="18"/>
+          <w:szCs w:val="18"/>
+        </w:rPr>
+        <w:t xml:space="preserve">  </w:t>
+      </w:r>
+      <w:proofErr w:type="gramStart"/>
+      <w:r>
+        <w:rPr>
+          <w:color w:val="5A5752"/>
+          <w:sz w:val="18"/>
+          <w:szCs w:val="18"/>
+        </w:rPr>
+        <w:t>Enero</w:t>
+      </w:r>
+      <w:proofErr w:type="gramEnd"/>
+      <w:r>
+        <w:rPr>
+          <w:color w:val="5A5752"/>
+          <w:sz w:val="18"/>
+          <w:szCs w:val="18"/>
+        </w:rPr>
+        <w:t xml:space="preserve"> 2023–</w:t>
+      </w:r>
+      <w:proofErr w:type="gramStart"/>
+      <w:r>
+        <w:rPr>
+          <w:color w:val="5A5752"/>
+          <w:sz w:val="18"/>
+          <w:szCs w:val="18"/>
+        </w:rPr>
+        <w:t>actualidad  ·</w:t>
+      </w:r>
+      <w:proofErr w:type="gramEnd"/>
+      <w:r>
+        <w:rPr>
+          <w:color w:val="5A5752"/>
+          <w:sz w:val="18"/>
+          <w:szCs w:val="18"/>
+        </w:rPr>
+        <w:t xml:space="preserve">  3 años y 9 meses</w:t>
+      </w:r>
+    </w:p>
+    <w:p>
+      <w:pPr>
+        <w:spacing w:after="100" w:line="276" w:lineRule="auto"/>
+      </w:pPr>
+      <w:r>
+        <w:rPr>
+          <w:b/>
+          <w:bCs/>
+          <w:color w:val="1D1D1D"/>
         </w:rPr>
         <w:t xml:space="preserve">Producción integral. </w:t>
       </w:r>
       <w:r>
         <w:rPr>
-          <w:rFonts w:ascii="Calibri" w:cs="Calibri" w:eastAsia="Calibri" w:hAnsi="Calibri"/>
-          <w:color w:val="1D1D1D"/>
-          <w:sz w:val="20"/>
-          <w:szCs w:val="20"/>
-        </w:rPr>
-        <w:t xml:space="preserve">Conceptualización, preproducción, realización y postproducción de series, documentales, entrevistas, testimonios, podcasts, masterclasses y eventos en vivo.</w:t>
-      </w:r>
-    </w:p>
-    <w:p>
-      <w:pPr>
-        <w:spacing w:after="100" w:line="276"/>
-      </w:pPr>
-      <w:r>
-        <w:rPr>
-          <w:rFonts w:ascii="Calibri" w:cs="Calibri" w:eastAsia="Calibri" w:hAnsi="Calibri"/>
-          <w:b/>
-          <w:bCs/>
-          <w:color w:val="1D1D1D"/>
-          <w:sz w:val="20"/>
-          <w:szCs w:val="20"/>
+          <w:color w:val="1D1D1D"/>
+        </w:rPr>
+        <w:t xml:space="preserve">Conceptualización, preproducción, realización y postproducción de series, documentales, entrevistas, testimonios, podcasts, </w:t>
+      </w:r>
+      <w:proofErr w:type="spellStart"/>
+      <w:r>
+        <w:rPr>
+          <w:color w:val="1D1D1D"/>
+        </w:rPr>
+        <w:t>masterclasses</w:t>
+      </w:r>
+      <w:proofErr w:type="spellEnd"/>
+      <w:r>
+        <w:rPr>
+          <w:color w:val="1D1D1D"/>
+        </w:rPr>
+        <w:t xml:space="preserve"> y eventos en vivo.</w:t>
+      </w:r>
+    </w:p>
+    <w:p>
+      <w:pPr>
+        <w:spacing w:after="100" w:line="276" w:lineRule="auto"/>
+      </w:pPr>
+      <w:r>
+        <w:rPr>
+          <w:b/>
+          <w:bCs/>
+          <w:color w:val="1D1D1D"/>
         </w:rPr>
         <w:t xml:space="preserve">Operación de contenidos. </w:t>
       </w:r>
       <w:r>
         <w:rPr>
-          <w:rFonts w:ascii="Calibri" w:cs="Calibri" w:eastAsia="Calibri" w:hAnsi="Calibri"/>
-          <w:color w:val="1D1D1D"/>
-          <w:sz w:val="20"/>
-          <w:szCs w:val="20"/>
-        </w:rPr>
-        <w:t xml:space="preserve">Coordinación de equipos, prioridades de producción y flujos de edición, y supervisión del equipo de miniaturas con pruebas A/B/C y de la publicación.</w:t>
-      </w:r>
-    </w:p>
-    <w:p>
-      <w:pPr>
-        <w:spacing w:after="100" w:line="276"/>
-      </w:pPr>
-      <w:r>
-        <w:rPr>
-          <w:rFonts w:ascii="Calibri" w:cs="Calibri" w:eastAsia="Calibri" w:hAnsi="Calibri"/>
-          <w:b/>
-          <w:bCs/>
-          <w:color w:val="1D1D1D"/>
-          <w:sz w:val="20"/>
-          <w:szCs w:val="20"/>
+          <w:color w:val="1D1D1D"/>
+        </w:rPr>
+        <w:t>Coordinación de equipos, prioridades de producción y flujos de edición, y supervisión del equipo de miniaturas con pruebas A/B/C y de la publicación.</w:t>
+      </w:r>
+    </w:p>
+    <w:p>
+      <w:pPr>
+        <w:spacing w:after="100" w:line="276" w:lineRule="auto"/>
+      </w:pPr>
+      <w:r>
+        <w:rPr>
+          <w:b/>
+          <w:bCs/>
+          <w:color w:val="1D1D1D"/>
         </w:rPr>
         <w:t xml:space="preserve">Estrategia de YouTube. </w:t>
       </w:r>
       <w:r>
         <w:rPr>
-          <w:rFonts w:ascii="Calibri" w:cs="Calibri" w:eastAsia="Calibri" w:hAnsi="Calibri"/>
-          <w:color w:val="1D1D1D"/>
-          <w:sz w:val="20"/>
-          <w:szCs w:val="20"/>
-        </w:rPr>
-        <w:t xml:space="preserve">Desde 2026, asesoría 1:1 a canales: diagnóstico con datos de YouTube Studio, arquitectura de contenidos y planificación editorial. Capacitación del equipo de producción de Eternidad Plus en la plataforma.</w:t>
+          <w:color w:val="1D1D1D"/>
+        </w:rPr>
+        <w:t>Desde 2026, asesoría 1:1 a canales: diagnóstico con datos de YouTube Studio, arquitectura de contenidos y planificación editorial. Capacitación del equipo de producción de Eternidad Plus en la plataforma.</w:t>
       </w:r>
     </w:p>
     <w:p>
       <w:pPr>
         <w:keepNext/>
         <w:pBdr>
-          <w:top w:val="single" w:color="1D1D1D" w:sz="12" w:space="4"/>
+          <w:top w:val="single" w:sz="12" w:space="4" w:color="1D1D1D"/>
         </w:pBdr>
-        <w:spacing w:after="120" w:before="260"/>
-      </w:pPr>
-      <w:r>
-        <w:rPr>
-          <w:rFonts w:ascii="Calibri" w:cs="Calibri" w:eastAsia="Calibri" w:hAnsi="Calibri"/>
+        <w:spacing w:before="260" w:after="120"/>
+      </w:pPr>
+      <w:r>
+        <w:rPr>
           <w:b/>
           <w:bCs/>
           <w:color w:val="1D1D1D"/>
@@ -593,70 +674,57 @@
           <w:sz w:val="17"/>
           <w:szCs w:val="17"/>
         </w:rPr>
-        <w:t xml:space="preserve">ASESORÍAS DE ESTRATEGIA DE YOUTUBE, 2026</w:t>
-      </w:r>
-    </w:p>
-    <w:p>
-      <w:pPr>
-        <w:spacing w:after="100" w:line="276"/>
-      </w:pPr>
-      <w:r>
-        <w:rPr>
-          <w:rFonts w:ascii="Calibri" w:cs="Calibri" w:eastAsia="Calibri" w:hAnsi="Calibri"/>
-          <w:b/>
-          <w:bCs/>
-          <w:color w:val="1D1D1D"/>
-          <w:sz w:val="20"/>
-          <w:szCs w:val="20"/>
+        <w:t>ASESORÍAS DE ESTRATEGIA DE YOUTUBE, 2026</w:t>
+      </w:r>
+    </w:p>
+    <w:p>
+      <w:pPr>
+        <w:spacing w:after="100" w:line="276" w:lineRule="auto"/>
+      </w:pPr>
+      <w:r>
+        <w:rPr>
+          <w:b/>
+          <w:bCs/>
+          <w:color w:val="1D1D1D"/>
         </w:rPr>
         <w:t xml:space="preserve">Eternidad Plus. </w:t>
       </w:r>
       <w:r>
         <w:rPr>
-          <w:rFonts w:ascii="Calibri" w:cs="Calibri" w:eastAsia="Calibri" w:hAnsi="Calibri"/>
-          <w:color w:val="1D1D1D"/>
-          <w:sz w:val="20"/>
-          <w:szCs w:val="20"/>
-        </w:rPr>
-        <w:t xml:space="preserve">Asesoría 1:1. Propuesta de expansión de un canal único a una red de canales por audiencia, informe de datos de 90 días y modelo de autosostenibilidad en tres niveles. Plan de implementación a nueve meses, con evaluación final.</w:t>
-      </w:r>
-    </w:p>
-    <w:p>
-      <w:pPr>
-        <w:spacing w:after="100" w:line="276"/>
-      </w:pPr>
-      <w:r>
-        <w:rPr>
-          <w:rFonts w:ascii="Calibri" w:cs="Calibri" w:eastAsia="Calibri" w:hAnsi="Calibri"/>
-          <w:b/>
-          <w:bCs/>
-          <w:color w:val="1D1D1D"/>
-          <w:sz w:val="20"/>
-          <w:szCs w:val="20"/>
+          <w:color w:val="1D1D1D"/>
+        </w:rPr>
+        <w:t>Asesoría 1:1. Propuesta de expansión de un canal único a una red de canales por audiencia, informe de datos de 90 días y modelo de autosostenibilidad en tres niveles. Plan de implementación a nueve meses, con evaluación final.</w:t>
+      </w:r>
+    </w:p>
+    <w:p>
+      <w:pPr>
+        <w:spacing w:after="100" w:line="276" w:lineRule="auto"/>
+      </w:pPr>
+      <w:r>
+        <w:rPr>
+          <w:b/>
+          <w:bCs/>
+          <w:color w:val="1D1D1D"/>
         </w:rPr>
         <w:t xml:space="preserve">Entendiendo Los Tiempos. </w:t>
       </w:r>
       <w:r>
         <w:rPr>
-          <w:rFonts w:ascii="Calibri" w:cs="Calibri" w:eastAsia="Calibri" w:hAnsi="Calibri"/>
-          <w:color w:val="1D1D1D"/>
-          <w:sz w:val="20"/>
-          <w:szCs w:val="20"/>
-        </w:rPr>
-        <w:t xml:space="preserve">Asesoría 1:1. Diagnóstico de impresiones, CTR y duración media de visualización de un catálogo de más de 500 videos, y plan de seis meses con evaluación final.</w:t>
+          <w:color w:val="1D1D1D"/>
+        </w:rPr>
+        <w:t>Asesoría 1:1. Diagnóstico de impresiones, CTR y duración media de visualización de un catálogo de más de 500 videos, y plan de seis meses con evaluación final.</w:t>
       </w:r>
     </w:p>
     <w:p>
       <w:pPr>
         <w:keepNext/>
         <w:pBdr>
-          <w:top w:val="single" w:color="1D1D1D" w:sz="12" w:space="4"/>
+          <w:top w:val="single" w:sz="12" w:space="4" w:color="1D1D1D"/>
         </w:pBdr>
-        <w:spacing w:after="120" w:before="260"/>
-      </w:pPr>
-      <w:r>
-        <w:rPr>
-          <w:rFonts w:ascii="Calibri" w:cs="Calibri" w:eastAsia="Calibri" w:hAnsi="Calibri"/>
+        <w:spacing w:before="260" w:after="120"/>
+      </w:pPr>
+      <w:r>
+        <w:rPr>
           <w:b/>
           <w:bCs/>
           <w:color w:val="1D1D1D"/>
@@ -664,32 +732,54 @@
           <w:sz w:val="17"/>
           <w:szCs w:val="17"/>
         </w:rPr>
-        <w:t xml:space="preserve">PROYECTO EN CURSO</w:t>
-      </w:r>
-    </w:p>
-    <w:p>
-      <w:pPr>
-        <w:spacing w:after="100" w:line="276"/>
-      </w:pPr>
-      <w:r>
-        <w:rPr>
-          <w:rFonts w:ascii="Calibri" w:cs="Calibri" w:eastAsia="Calibri" w:hAnsi="Calibri"/>
-          <w:b/>
-          <w:bCs/>
-          <w:color w:val="1D1D1D"/>
-          <w:sz w:val="20"/>
-          <w:szCs w:val="20"/>
+        <w:t>PROYECTO EN CURSO</w:t>
+      </w:r>
+    </w:p>
+    <w:p>
+      <w:pPr>
+        <w:spacing w:after="100" w:line="276" w:lineRule="auto"/>
+      </w:pPr>
+      <w:r>
+        <w:rPr>
+          <w:b/>
+          <w:bCs/>
+          <w:color w:val="1D1D1D"/>
         </w:rPr>
         <w:t xml:space="preserve">Dr. Marco Sosa. </w:t>
       </w:r>
       <w:r>
         <w:rPr>
-          <w:rFonts w:ascii="Calibri" w:cs="Calibri" w:eastAsia="Calibri" w:hAnsi="Calibri"/>
-          <w:color w:val="1D1D1D"/>
-          <w:sz w:val="20"/>
-          <w:szCs w:val="20"/>
-        </w:rPr>
-        <w:t xml:space="preserve">Parte del equipo de un ecosistema de ventas y educación con YouTube como embudo, sitio web y Hotmart. Mi parte: video, estructura editorial de tres masterclasses de tres videos, y marca.</w:t>
+          <w:color w:val="1D1D1D"/>
+        </w:rPr>
+        <w:t xml:space="preserve">Parte del equipo de un ecosistema de ventas y educación con YouTube como embudo, sitio web y </w:t>
+      </w:r>
+      <w:proofErr w:type="spellStart"/>
+      <w:r>
+        <w:rPr>
+          <w:color w:val="1D1D1D"/>
+        </w:rPr>
+        <w:t>Hotmart</w:t>
+      </w:r>
+      <w:proofErr w:type="spellEnd"/>
+      <w:r>
+        <w:rPr>
+          <w:color w:val="1D1D1D"/>
+        </w:rPr>
+        <w:t xml:space="preserve">. Mi parte: video, estructura editorial de tres </w:t>
+      </w:r>
+      <w:proofErr w:type="spellStart"/>
+      <w:r>
+        <w:rPr>
+          <w:color w:val="1D1D1D"/>
+        </w:rPr>
+        <w:t>masterclasses</w:t>
+      </w:r>
+      <w:proofErr w:type="spellEnd"/>
+      <w:r>
+        <w:rPr>
+          <w:color w:val="1D1D1D"/>
+        </w:rPr>
+        <w:t xml:space="preserve"> de tres videos, y marca.</w:t>
       </w:r>
     </w:p>
     <w:p>
@@ -701,13 +791,12 @@
       <w:pPr>
         <w:keepNext/>
         <w:pBdr>
-          <w:top w:val="single" w:color="1D1D1D" w:sz="12" w:space="4"/>
+          <w:top w:val="single" w:sz="12" w:space="4" w:color="1D1D1D"/>
         </w:pBdr>
-        <w:spacing w:after="120" w:before="260"/>
-      </w:pPr>
-      <w:r>
-        <w:rPr>
-          <w:rFonts w:ascii="Calibri" w:cs="Calibri" w:eastAsia="Calibri" w:hAnsi="Calibri"/>
+        <w:spacing w:before="260" w:after="120"/>
+      </w:pPr>
+      <w:r>
+        <w:rPr>
           <w:b/>
           <w:bCs/>
           <w:color w:val="1D1D1D"/>
@@ -715,25 +804,59 @@
           <w:sz w:val="17"/>
           <w:szCs w:val="17"/>
         </w:rPr>
-        <w:t xml:space="preserve">EXPERIENCIA AUDIOVISUAL</w:t>
+        <w:lastRenderedPageBreak/>
+        <w:t>EXPERIENCIA AUDIOVISUAL</w:t>
       </w:r>
     </w:p>
     <w:p>
       <w:pPr>
         <w:keepNext/>
-        <w:spacing w:after="20" w:before="140"/>
-      </w:pPr>
-      <w:r>
-        <w:rPr>
-          <w:rFonts w:ascii="Calibri" w:cs="Calibri" w:eastAsia="Calibri" w:hAnsi="Calibri"/>
+        <w:spacing w:before="140" w:after="20"/>
+      </w:pPr>
+      <w:r>
+        <w:rPr>
           <w:b/>
           <w:bCs/>
           <w:color w:val="1D1D1D"/>
           <w:sz w:val="21"/>
           <w:szCs w:val="21"/>
         </w:rPr>
-        <w:t xml:space="preserve">Aviva Nuestros Corazones / Revive Our Hearts</w:t>
-      </w:r>
+        <w:t xml:space="preserve">Aviva Nuestros Corazones / Revive </w:t>
+      </w:r>
+      <w:proofErr w:type="spellStart"/>
+      <w:r>
+        <w:rPr>
+          <w:b/>
+          <w:bCs/>
+          <w:color w:val="1D1D1D"/>
+          <w:sz w:val="21"/>
+          <w:szCs w:val="21"/>
+        </w:rPr>
+        <w:t>Our</w:t>
+      </w:r>
+      <w:proofErr w:type="spellEnd"/>
+      <w:r>
+        <w:rPr>
+          <w:b/>
+          <w:bCs/>
+          <w:color w:val="1D1D1D"/>
+          <w:sz w:val="21"/>
+          <w:szCs w:val="21"/>
+        </w:rPr>
+        <w:t xml:space="preserve"> </w:t>
+      </w:r>
+      <w:proofErr w:type="spellStart"/>
+      <w:r>
+        <w:rPr>
+          <w:b/>
+          <w:bCs/>
+          <w:color w:val="1D1D1D"/>
+          <w:sz w:val="21"/>
+          <w:szCs w:val="21"/>
+        </w:rPr>
+        <w:t>Hearts</w:t>
+      </w:r>
+      <w:proofErr w:type="spellEnd"/>
     </w:p>
     <w:p>
       <w:pPr>
@@ -741,223 +864,384 @@
       </w:pPr>
       <w:r>
         <w:rPr>
-          <w:rFonts w:ascii="Calibri" w:cs="Calibri" w:eastAsia="Calibri" w:hAnsi="Calibri"/>
           <w:b/>
           <w:bCs/>
           <w:color w:val="1D1D1D"/>
           <w:sz w:val="18"/>
           <w:szCs w:val="18"/>
         </w:rPr>
-        <w:t xml:space="preserve">Productora audiovisual</w:t>
-      </w:r>
-      <w:r>
-        <w:rPr>
-          <w:rFonts w:ascii="Calibri" w:cs="Calibri" w:eastAsia="Calibri" w:hAnsi="Calibri"/>
+        <w:t xml:space="preserve">Productora </w:t>
+      </w:r>
+      <w:proofErr w:type="gramStart"/>
+      <w:r>
+        <w:rPr>
+          <w:b/>
+          <w:bCs/>
+          <w:color w:val="1D1D1D"/>
+          <w:sz w:val="18"/>
+          <w:szCs w:val="18"/>
+        </w:rPr>
+        <w:t>audiovisual</w:t>
+      </w:r>
+      <w:r>
+        <w:rPr>
           <w:color w:val="5A5752"/>
           <w:sz w:val="18"/>
           <w:szCs w:val="18"/>
         </w:rPr>
-        <w:t xml:space="preserve">  ·  Octubre 2014–2023  ·  8 años</w:t>
-      </w:r>
-    </w:p>
-    <w:p>
-      <w:pPr>
-        <w:spacing w:after="100" w:line="276"/>
-      </w:pPr>
-      <w:r>
-        <w:rPr>
-          <w:rFonts w:ascii="Calibri" w:cs="Calibri" w:eastAsia="Calibri" w:hAnsi="Calibri"/>
-          <w:b/>
-          <w:bCs/>
-          <w:color w:val="1D1D1D"/>
-          <w:sz w:val="20"/>
-          <w:szCs w:val="20"/>
-        </w:rPr>
-        <w:t xml:space="preserve">Producción del canal. </w:t>
-      </w:r>
-      <w:r>
-        <w:rPr>
-          <w:rFonts w:ascii="Calibri" w:cs="Calibri" w:eastAsia="Calibri" w:hAnsi="Calibri"/>
-          <w:color w:val="1D1D1D"/>
-          <w:sz w:val="20"/>
-          <w:szCs w:val="20"/>
-        </w:rPr>
-        <w:t xml:space="preserve">Toda la producción de video, desde que el canal tenía 30.000 suscriptores hasta que superó los 170.000, y hasta los videos de la conferencia de Guadalajara, México, en 2023. El canal logró la monetización con AdSense durante mi trabajo allí.</w:t>
-      </w:r>
-    </w:p>
-    <w:p>
-      <w:pPr>
-        <w:spacing w:after="100" w:line="276"/>
-      </w:pPr>
-      <w:r>
-        <w:rPr>
-          <w:rFonts w:ascii="Calibri" w:cs="Calibri" w:eastAsia="Calibri" w:hAnsi="Calibri"/>
-          <w:b/>
-          <w:bCs/>
-          <w:color w:val="1D1D1D"/>
-          <w:sz w:val="20"/>
-          <w:szCs w:val="20"/>
-        </w:rPr>
-        <w:t xml:space="preserve">Gestión del canal. </w:t>
-      </w:r>
-      <w:r>
-        <w:rPr>
-          <w:rFonts w:ascii="Calibri" w:cs="Calibri" w:eastAsia="Calibri" w:hAnsi="Calibri"/>
-          <w:color w:val="1D1D1D"/>
-          <w:sz w:val="20"/>
-          <w:szCs w:val="20"/>
-        </w:rPr>
-        <w:t xml:space="preserve">Analítica en YouTube Studio, arquitectura de listas de reproducción y estructura de la página principal para favorecer el descubrimiento de contenido.</w:t>
-      </w:r>
-    </w:p>
-    <w:p>
-      <w:pPr>
-        <w:spacing w:after="100" w:line="276"/>
-      </w:pPr>
-      <w:r>
-        <w:rPr>
-          <w:rFonts w:ascii="Calibri" w:cs="Calibri" w:eastAsia="Calibri" w:hAnsi="Calibri"/>
-          <w:b/>
-          <w:bCs/>
-          <w:color w:val="1D1D1D"/>
-          <w:sz w:val="20"/>
-          <w:szCs w:val="20"/>
-        </w:rPr>
-        <w:t xml:space="preserve">Conferencias Mujer Verdadera. </w:t>
-      </w:r>
-      <w:r>
-        <w:rPr>
-          <w:rFonts w:ascii="Calibri" w:cs="Calibri" w:eastAsia="Calibri" w:hAnsi="Calibri"/>
-          <w:color w:val="1D1D1D"/>
-          <w:sz w:val="20"/>
-          <w:szCs w:val="20"/>
-        </w:rPr>
-        <w:t xml:space="preserve">Producción de video de las ediciones de 2015, 2017, 2020 y 2023.</w:t>
-      </w:r>
-    </w:p>
-    <w:p>
-      <w:pPr>
-        <w:keepNext/>
-        <w:spacing w:after="20" w:before="140"/>
-      </w:pPr>
-      <w:r>
-        <w:rPr>
-          <w:rFonts w:ascii="Calibri" w:cs="Calibri" w:eastAsia="Calibri" w:hAnsi="Calibri"/>
-          <w:b/>
-          <w:bCs/>
-          <w:color w:val="1D1D1D"/>
-          <w:sz w:val="21"/>
-          <w:szCs w:val="21"/>
-        </w:rPr>
-        <w:t xml:space="preserve">El Lugar de Su Presencia</w:t>
-      </w:r>
-    </w:p>
-    <w:p>
-      <w:pPr>
-        <w:spacing w:after="70"/>
-      </w:pPr>
-      <w:r>
-        <w:rPr>
-          <w:rFonts w:ascii="Calibri" w:cs="Calibri" w:eastAsia="Calibri" w:hAnsi="Calibri"/>
-          <w:b/>
-          <w:bCs/>
-          <w:color w:val="1D1D1D"/>
-          <w:sz w:val="18"/>
-          <w:szCs w:val="18"/>
-        </w:rPr>
-        <w:t xml:space="preserve">Productora audiovisual</w:t>
-      </w:r>
-      <w:r>
-        <w:rPr>
-          <w:rFonts w:ascii="Calibri" w:cs="Calibri" w:eastAsia="Calibri" w:hAnsi="Calibri"/>
+        <w:t xml:space="preserve">  ·</w:t>
+      </w:r>
+      <w:proofErr w:type="gramEnd"/>
+      <w:r>
+        <w:rPr>
           <w:color w:val="5A5752"/>
           <w:sz w:val="18"/>
           <w:szCs w:val="18"/>
         </w:rPr>
-        <w:t xml:space="preserve">  ·  Bogotá, Colombia</w:t>
-      </w:r>
-    </w:p>
-    <w:p>
-      <w:pPr>
-        <w:spacing w:after="100" w:line="276"/>
-      </w:pPr>
-      <w:r>
-        <w:rPr>
-          <w:rFonts w:ascii="Calibri" w:cs="Calibri" w:eastAsia="Calibri" w:hAnsi="Calibri"/>
-          <w:color w:val="1D1D1D"/>
-          <w:sz w:val="20"/>
-          <w:szCs w:val="20"/>
-        </w:rPr>
-        <w:t xml:space="preserve">Producción y realización de anuncios, entrevistas, testimonios, videoclips, comerciales y presentaciones multimedia. Dirección técnica y producción de video para eventos en vivo de gran escala.</w:t>
-      </w:r>
-    </w:p>
-    <w:p>
-      <w:pPr>
-        <w:keepNext/>
-        <w:spacing w:after="20" w:before="140"/>
-      </w:pPr>
-      <w:r>
-        <w:rPr>
-          <w:rFonts w:ascii="Calibri" w:cs="Calibri" w:eastAsia="Calibri" w:hAnsi="Calibri"/>
-          <w:b/>
-          <w:bCs/>
-          <w:color w:val="1D1D1D"/>
-          <w:sz w:val="21"/>
-          <w:szCs w:val="21"/>
-        </w:rPr>
-        <w:t xml:space="preserve">Realización y producción audiovisual independiente</w:t>
-      </w:r>
-    </w:p>
-    <w:p>
-      <w:pPr>
-        <w:spacing w:after="70"/>
-      </w:pPr>
-      <w:r>
-        <w:rPr>
-          <w:rFonts w:ascii="Calibri" w:cs="Calibri" w:eastAsia="Calibri" w:hAnsi="Calibri"/>
-          <w:b/>
-          <w:bCs/>
-          <w:color w:val="1D1D1D"/>
-          <w:sz w:val="18"/>
-          <w:szCs w:val="18"/>
-        </w:rPr>
-        <w:t xml:space="preserve">Proyectos para múltiples clientes</w:t>
-      </w:r>
-      <w:r>
-        <w:rPr>
-          <w:rFonts w:ascii="Calibri" w:cs="Calibri" w:eastAsia="Calibri" w:hAnsi="Calibri"/>
+        <w:t xml:space="preserve">  </w:t>
+      </w:r>
+      <w:proofErr w:type="gramStart"/>
+      <w:r>
+        <w:rPr>
           <w:color w:val="5A5752"/>
           <w:sz w:val="18"/>
           <w:szCs w:val="18"/>
         </w:rPr>
-        <w:t xml:space="preserve">  ·  1999–actualidad</w:t>
-      </w:r>
-    </w:p>
-    <w:p>
-      <w:pPr>
-        <w:spacing w:after="100" w:line="276"/>
-      </w:pPr>
-      <w:r>
-        <w:rPr>
-          <w:rFonts w:ascii="Calibri" w:cs="Calibri" w:eastAsia="Calibri" w:hAnsi="Calibri"/>
-          <w:color w:val="1D1D1D"/>
-          <w:sz w:val="20"/>
-          <w:szCs w:val="20"/>
-        </w:rPr>
-        <w:t xml:space="preserve">Producción y montaje de videos institucionales, comerciales, documentales, videoclips, conciertos, eventos y proyectos de doblaje. Colaboraciones con The Bible Project, B&amp;H Publishing, Ligonier Ministries, LifeWay Mujeres, Compassion International, Habitat for Humanity International, Totto y entidades gubernamentales en Colombia.</w:t>
+        <w:t>Octubre</w:t>
+      </w:r>
+      <w:proofErr w:type="gramEnd"/>
+      <w:r>
+        <w:rPr>
+          <w:color w:val="5A5752"/>
+          <w:sz w:val="18"/>
+          <w:szCs w:val="18"/>
+        </w:rPr>
+        <w:t xml:space="preserve"> 2014–</w:t>
+      </w:r>
+      <w:proofErr w:type="gramStart"/>
+      <w:r>
+        <w:rPr>
+          <w:color w:val="5A5752"/>
+          <w:sz w:val="18"/>
+          <w:szCs w:val="18"/>
+        </w:rPr>
+        <w:t>2023  ·</w:t>
+      </w:r>
+      <w:proofErr w:type="gramEnd"/>
+      <w:r>
+        <w:rPr>
+          <w:color w:val="5A5752"/>
+          <w:sz w:val="18"/>
+          <w:szCs w:val="18"/>
+        </w:rPr>
+        <w:t xml:space="preserve">  8 años</w:t>
+      </w:r>
+    </w:p>
+    <w:p>
+      <w:pPr>
+        <w:spacing w:after="100" w:line="276" w:lineRule="auto"/>
+      </w:pPr>
+      <w:r>
+        <w:rPr>
+          <w:b/>
+          <w:bCs/>
+          <w:color w:val="1D1D1D"/>
+        </w:rPr>
+        <w:t xml:space="preserve">Producción del canal. </w:t>
+      </w:r>
+      <w:r>
+        <w:rPr>
+          <w:color w:val="1D1D1D"/>
+        </w:rPr>
+        <w:t>Toda la producción de video, desde que el canal tenía 30.000 suscriptores hasta que superó los 170.000, y hasta los videos de la conferencia de Guadalajara, México, en 2023. El canal logró la monetización con AdSense durante mi trabajo allí.</w:t>
+      </w:r>
+    </w:p>
+    <w:p>
+      <w:pPr>
+        <w:spacing w:after="100" w:line="276" w:lineRule="auto"/>
+      </w:pPr>
+      <w:r>
+        <w:rPr>
+          <w:b/>
+          <w:bCs/>
+          <w:color w:val="1D1D1D"/>
+        </w:rPr>
+        <w:t xml:space="preserve">Gestión del canal. </w:t>
+      </w:r>
+      <w:r>
+        <w:rPr>
+          <w:color w:val="1D1D1D"/>
+        </w:rPr>
+        <w:t>Analítica en YouTube Studio, arquitectura de listas de reproducción y estructura de la página principal para favorecer el descubrimiento de contenido.</w:t>
+      </w:r>
+    </w:p>
+    <w:p>
+      <w:pPr>
+        <w:spacing w:after="100" w:line="276" w:lineRule="auto"/>
+      </w:pPr>
+      <w:r>
+        <w:rPr>
+          <w:b/>
+          <w:bCs/>
+          <w:color w:val="1D1D1D"/>
+        </w:rPr>
+        <w:t xml:space="preserve">Conferencias Mujer Verdadera. </w:t>
+      </w:r>
+      <w:r>
+        <w:rPr>
+          <w:color w:val="1D1D1D"/>
+        </w:rPr>
+        <w:t>Producción de video de las ediciones de 2015, 2017, 2020 y 2023.</w:t>
+      </w:r>
+    </w:p>
+    <w:p>
+      <w:pPr>
+        <w:keepNext/>
+        <w:spacing w:before="140" w:after="20"/>
+      </w:pPr>
+      <w:r>
+        <w:rPr>
+          <w:b/>
+          <w:bCs/>
+          <w:color w:val="1D1D1D"/>
+          <w:sz w:val="21"/>
+          <w:szCs w:val="21"/>
+        </w:rPr>
+        <w:t>El Lugar de Su Presencia</w:t>
+      </w:r>
+    </w:p>
+    <w:p>
+      <w:pPr>
+        <w:spacing w:after="70"/>
+      </w:pPr>
+      <w:r>
+        <w:rPr>
+          <w:b/>
+          <w:bCs/>
+          <w:color w:val="1D1D1D"/>
+          <w:sz w:val="18"/>
+          <w:szCs w:val="18"/>
+        </w:rPr>
+        <w:t xml:space="preserve">Productora </w:t>
+      </w:r>
+      <w:proofErr w:type="gramStart"/>
+      <w:r>
+        <w:rPr>
+          <w:b/>
+          <w:bCs/>
+          <w:color w:val="1D1D1D"/>
+          <w:sz w:val="18"/>
+          <w:szCs w:val="18"/>
+        </w:rPr>
+        <w:t>audiovisual</w:t>
+      </w:r>
+      <w:r>
+        <w:rPr>
+          <w:color w:val="5A5752"/>
+          <w:sz w:val="18"/>
+          <w:szCs w:val="18"/>
+        </w:rPr>
+        <w:t xml:space="preserve">  ·</w:t>
+      </w:r>
+      <w:proofErr w:type="gramEnd"/>
+      <w:r>
+        <w:rPr>
+          <w:color w:val="5A5752"/>
+          <w:sz w:val="18"/>
+          <w:szCs w:val="18"/>
+        </w:rPr>
+        <w:t xml:space="preserve">  Bogotá, Colombia</w:t>
+      </w:r>
+    </w:p>
+    <w:p>
+      <w:pPr>
+        <w:spacing w:after="100" w:line="276" w:lineRule="auto"/>
+      </w:pPr>
+      <w:r>
+        <w:rPr>
+          <w:color w:val="1D1D1D"/>
+        </w:rPr>
+        <w:t>Producción y realización de anuncios, entrevistas, testimonios, videoclips, comerciales y presentaciones multimedia. Dirección técnica y producción de video para eventos en vivo de gran escala.</w:t>
+      </w:r>
+    </w:p>
+    <w:p>
+      <w:pPr>
+        <w:keepNext/>
+        <w:spacing w:before="140" w:after="20"/>
+      </w:pPr>
+      <w:r>
+        <w:rPr>
+          <w:b/>
+          <w:bCs/>
+          <w:color w:val="1D1D1D"/>
+          <w:sz w:val="21"/>
+          <w:szCs w:val="21"/>
+        </w:rPr>
+        <w:t>Realización y producción audiovisual independiente</w:t>
+      </w:r>
+    </w:p>
+    <w:p>
+      <w:pPr>
+        <w:spacing w:after="70"/>
+      </w:pPr>
+      <w:r>
+        <w:rPr>
+          <w:b/>
+          <w:bCs/>
+          <w:color w:val="1D1D1D"/>
+          <w:sz w:val="18"/>
+          <w:szCs w:val="18"/>
+        </w:rPr>
+        <w:t xml:space="preserve">Proyectos para múltiples </w:t>
+      </w:r>
+      <w:proofErr w:type="gramStart"/>
+      <w:r>
+        <w:rPr>
+          <w:b/>
+          <w:bCs/>
+          <w:color w:val="1D1D1D"/>
+          <w:sz w:val="18"/>
+          <w:szCs w:val="18"/>
+        </w:rPr>
+        <w:t>clientes</w:t>
+      </w:r>
+      <w:r>
+        <w:rPr>
+          <w:color w:val="5A5752"/>
+          <w:sz w:val="18"/>
+          <w:szCs w:val="18"/>
+        </w:rPr>
+        <w:t xml:space="preserve">  ·</w:t>
+      </w:r>
+      <w:proofErr w:type="gramEnd"/>
+      <w:r>
+        <w:rPr>
+          <w:color w:val="5A5752"/>
+          <w:sz w:val="18"/>
+          <w:szCs w:val="18"/>
+        </w:rPr>
+        <w:t xml:space="preserve">  1999–actualidad</w:t>
+      </w:r>
+    </w:p>
+    <w:p>
+      <w:pPr>
+        <w:spacing w:after="100" w:line="276" w:lineRule="auto"/>
+      </w:pPr>
+      <w:r>
+        <w:rPr>
+          <w:color w:val="1D1D1D"/>
+        </w:rPr>
+        <w:t xml:space="preserve">Producción y montaje de videos institucionales, comerciales, documentales, videoclips, conciertos, eventos y proyectos de doblaje. Colaboraciones con The Bible Project, B&amp;H Publishing, </w:t>
+      </w:r>
+      <w:proofErr w:type="spellStart"/>
+      <w:r>
+        <w:rPr>
+          <w:color w:val="1D1D1D"/>
+        </w:rPr>
+        <w:t>Ligonier</w:t>
+      </w:r>
+      <w:proofErr w:type="spellEnd"/>
+      <w:r>
+        <w:rPr>
+          <w:color w:val="1D1D1D"/>
+        </w:rPr>
+        <w:t xml:space="preserve"> </w:t>
+      </w:r>
+      <w:proofErr w:type="spellStart"/>
+      <w:r>
+        <w:rPr>
+          <w:color w:val="1D1D1D"/>
+        </w:rPr>
+        <w:t>Ministries</w:t>
+      </w:r>
+      <w:proofErr w:type="spellEnd"/>
+      <w:r>
+        <w:rPr>
+          <w:color w:val="1D1D1D"/>
+        </w:rPr>
+        <w:t xml:space="preserve">, </w:t>
+      </w:r>
+      <w:proofErr w:type="spellStart"/>
+      <w:r>
+        <w:rPr>
+          <w:color w:val="1D1D1D"/>
+        </w:rPr>
+        <w:t>LifeWay</w:t>
+      </w:r>
+      <w:proofErr w:type="spellEnd"/>
+      <w:r>
+        <w:rPr>
+          <w:color w:val="1D1D1D"/>
+        </w:rPr>
+        <w:t xml:space="preserve"> Mujeres, </w:t>
+      </w:r>
+      <w:proofErr w:type="spellStart"/>
+      <w:r>
+        <w:rPr>
+          <w:color w:val="1D1D1D"/>
+        </w:rPr>
+        <w:t>Compassion</w:t>
+      </w:r>
+      <w:proofErr w:type="spellEnd"/>
+      <w:r>
+        <w:rPr>
+          <w:color w:val="1D1D1D"/>
+        </w:rPr>
+        <w:t xml:space="preserve"> International, </w:t>
+      </w:r>
+      <w:proofErr w:type="spellStart"/>
+      <w:r>
+        <w:rPr>
+          <w:color w:val="1D1D1D"/>
+        </w:rPr>
+        <w:t>Habitat</w:t>
+      </w:r>
+      <w:proofErr w:type="spellEnd"/>
+      <w:r>
+        <w:rPr>
+          <w:color w:val="1D1D1D"/>
+        </w:rPr>
+        <w:t xml:space="preserve"> </w:t>
+      </w:r>
+      <w:proofErr w:type="spellStart"/>
+      <w:r>
+        <w:rPr>
+          <w:color w:val="1D1D1D"/>
+        </w:rPr>
+        <w:t>for</w:t>
+      </w:r>
+      <w:proofErr w:type="spellEnd"/>
+      <w:r>
+        <w:rPr>
+          <w:color w:val="1D1D1D"/>
+        </w:rPr>
+        <w:t xml:space="preserve"> </w:t>
+      </w:r>
+      <w:proofErr w:type="spellStart"/>
+      <w:r>
+        <w:rPr>
+          <w:color w:val="1D1D1D"/>
+        </w:rPr>
+        <w:t>Humanity</w:t>
+      </w:r>
+      <w:proofErr w:type="spellEnd"/>
+      <w:r>
+        <w:rPr>
+          <w:color w:val="1D1D1D"/>
+        </w:rPr>
+        <w:t xml:space="preserve"> International, Totto y entidades gubernamentales en Colombia.</w:t>
       </w:r>
     </w:p>
     <w:p>
       <w:pPr>
         <w:keepNext/>
         <w:pBdr>
-          <w:top w:val="single" w:color="1D1D1D" w:sz="12" w:space="4"/>
+          <w:top w:val="single" w:sz="12" w:space="4" w:color="1D1D1D"/>
         </w:pBdr>
-        <w:spacing w:after="120" w:before="260"/>
-      </w:pPr>
-      <w:r>
-        <w:rPr>
-          <w:rFonts w:ascii="Calibri" w:cs="Calibri" w:eastAsia="Calibri" w:hAnsi="Calibri"/>
+        <w:spacing w:before="260" w:after="120"/>
+      </w:pPr>
+      <w:r>
+        <w:rPr>
           <w:b/>
           <w:bCs/>
           <w:color w:val="1D1D1D"/>
@@ -965,34 +1249,44 @@
           <w:sz w:val="17"/>
           <w:szCs w:val="17"/>
         </w:rPr>
-        <w:t xml:space="preserve">COMPETENCIAS CLAVE</w:t>
-      </w:r>
-    </w:p>
-    <w:p>
-      <w:pPr>
-        <w:spacing w:after="100" w:line="276"/>
-      </w:pPr>
-      <w:r>
-        <w:rPr>
-          <w:rFonts w:ascii="Calibri" w:cs="Calibri" w:eastAsia="Calibri" w:hAnsi="Calibri"/>
-          <w:color w:val="1D1D1D"/>
-          <w:sz w:val="20"/>
-          <w:szCs w:val="20"/>
-        </w:rPr>
-        <w:t xml:space="preserve">Ideación de contenidos · Planificación editorial · Estrategia de YouTube · Análisis con YouTube Studio y vidIQ (CTR, duración de visualización, fuentes de tráfico, audiencia, ingresos) · Análisis de audiencias · Arquitectura de canales · Optimización de catálogos y miniaturas · Producción multicámara · Dirección en set · Edición y montaje · Coordinación de equipos y clientes internacionales.</w:t>
+        <w:t>COMPETENCIAS CLAVE</w:t>
+      </w:r>
+    </w:p>
+    <w:p>
+      <w:pPr>
+        <w:spacing w:after="100" w:line="276" w:lineRule="auto"/>
+      </w:pPr>
+      <w:r>
+        <w:rPr>
+          <w:color w:val="1D1D1D"/>
+        </w:rPr>
+        <w:t xml:space="preserve">Ideación de contenidos · Planificación editorial · Estrategia de YouTube · Análisis con YouTube Studio y </w:t>
+      </w:r>
+      <w:proofErr w:type="spellStart"/>
+      <w:r>
+        <w:rPr>
+          <w:color w:val="1D1D1D"/>
+        </w:rPr>
+        <w:t>vidIQ</w:t>
+      </w:r>
+      <w:proofErr w:type="spellEnd"/>
+      <w:r>
+        <w:rPr>
+          <w:color w:val="1D1D1D"/>
+        </w:rPr>
+        <w:t xml:space="preserve"> (CTR, duración de visualización, fuentes de tráfico, audiencia, ingresos) · Análisis de audiencias · Arquitectura de canales · Optimización de catálogos y miniaturas · Producción multicámara · Dirección en set · Edición y montaje · Coordinación de equipos y clientes internacionales.</w:t>
       </w:r>
     </w:p>
     <w:p>
       <w:pPr>
         <w:keepNext/>
         <w:pBdr>
-          <w:top w:val="single" w:color="1D1D1D" w:sz="12" w:space="4"/>
+          <w:top w:val="single" w:sz="12" w:space="4" w:color="1D1D1D"/>
         </w:pBdr>
-        <w:spacing w:after="120" w:before="260"/>
-      </w:pPr>
-      <w:r>
-        <w:rPr>
-          <w:rFonts w:ascii="Calibri" w:cs="Calibri" w:eastAsia="Calibri" w:hAnsi="Calibri"/>
+        <w:spacing w:before="260" w:after="120"/>
+      </w:pPr>
+      <w:r>
+        <w:rPr>
           <w:b/>
           <w:bCs/>
           <w:color w:val="1D1D1D"/>
@@ -1000,139 +1294,127 @@
           <w:sz w:val="17"/>
           <w:szCs w:val="17"/>
         </w:rPr>
-        <w:t xml:space="preserve">FORMACIÓN, IDIOMAS Y DISPONIBILIDAD</w:t>
-      </w:r>
-    </w:p>
-    <w:p>
-      <w:pPr>
-        <w:spacing w:after="100" w:line="276"/>
-      </w:pPr>
-      <w:r>
-        <w:rPr>
-          <w:rFonts w:ascii="Calibri" w:cs="Calibri" w:eastAsia="Calibri" w:hAnsi="Calibri"/>
-          <w:b/>
-          <w:bCs/>
-          <w:color w:val="1D1D1D"/>
-          <w:sz w:val="20"/>
-          <w:szCs w:val="20"/>
+        <w:t>FORMACIÓN, IDIOMAS Y DISPONIBILIDAD</w:t>
+      </w:r>
+    </w:p>
+    <w:p>
+      <w:pPr>
+        <w:spacing w:after="100" w:line="276" w:lineRule="auto"/>
+      </w:pPr>
+      <w:r>
+        <w:rPr>
+          <w:b/>
+          <w:bCs/>
+          <w:color w:val="1D1D1D"/>
         </w:rPr>
         <w:t xml:space="preserve">Realización de Cine, T. V. y Video. </w:t>
       </w:r>
       <w:r>
         <w:rPr>
-          <w:rFonts w:ascii="Calibri" w:cs="Calibri" w:eastAsia="Calibri" w:hAnsi="Calibri"/>
-          <w:color w:val="1D1D1D"/>
-          <w:sz w:val="20"/>
-          <w:szCs w:val="20"/>
-        </w:rPr>
-        <w:t xml:space="preserve">Corporación Unificada Nacional, Bogotá, Colombia · 2003.</w:t>
-      </w:r>
-    </w:p>
-    <w:p>
-      <w:pPr>
-        <w:spacing w:after="100" w:line="276"/>
-      </w:pPr>
-      <w:r>
-        <w:rPr>
-          <w:rFonts w:ascii="Calibri" w:cs="Calibri" w:eastAsia="Calibri" w:hAnsi="Calibri"/>
-          <w:b/>
-          <w:bCs/>
-          <w:color w:val="1D1D1D"/>
-          <w:sz w:val="20"/>
-          <w:szCs w:val="20"/>
-        </w:rPr>
-        <w:t xml:space="preserve">YouTube Mastery 2.0. </w:t>
-      </w:r>
-      <w:r>
-        <w:rPr>
-          <w:rFonts w:ascii="Calibri" w:cs="Calibri" w:eastAsia="Calibri" w:hAnsi="Calibri"/>
-          <w:color w:val="1D1D1D"/>
-          <w:sz w:val="20"/>
-          <w:szCs w:val="20"/>
-        </w:rPr>
-        <w:t xml:space="preserve">Eloisa Wolf · Formación complementaria.</w:t>
-      </w:r>
-    </w:p>
-    <w:p>
-      <w:pPr>
-        <w:spacing w:after="100" w:line="276"/>
-      </w:pPr>
-      <w:r>
-        <w:rPr>
-          <w:rFonts w:ascii="Calibri" w:cs="Calibri" w:eastAsia="Calibri" w:hAnsi="Calibri"/>
-          <w:b/>
-          <w:bCs/>
-          <w:color w:val="1D1D1D"/>
-          <w:sz w:val="20"/>
-          <w:szCs w:val="20"/>
+          <w:color w:val="1D1D1D"/>
+        </w:rPr>
+        <w:t>Corporación Unificada Nacional, Bogotá, Colombia · 2003.</w:t>
+      </w:r>
+    </w:p>
+    <w:p>
+      <w:pPr>
+        <w:spacing w:after="100" w:line="276" w:lineRule="auto"/>
+      </w:pPr>
+      <w:r>
+        <w:rPr>
+          <w:b/>
+          <w:bCs/>
+          <w:color w:val="1D1D1D"/>
+        </w:rPr>
+        <w:t xml:space="preserve">YouTube </w:t>
+      </w:r>
+      <w:proofErr w:type="spellStart"/>
+      <w:r>
+        <w:rPr>
+          <w:b/>
+          <w:bCs/>
+          <w:color w:val="1D1D1D"/>
+        </w:rPr>
+        <w:t>Mastery</w:t>
+      </w:r>
+      <w:proofErr w:type="spellEnd"/>
+      <w:r>
+        <w:rPr>
+          <w:b/>
+          <w:bCs/>
+          <w:color w:val="1D1D1D"/>
+        </w:rPr>
+        <w:t xml:space="preserve"> 2.0. </w:t>
+      </w:r>
+      <w:r>
+        <w:rPr>
+          <w:color w:val="1D1D1D"/>
+        </w:rPr>
+        <w:t>Eloisa Wolf · Formación complementaria.</w:t>
+      </w:r>
+    </w:p>
+    <w:p>
+      <w:pPr>
+        <w:spacing w:after="100" w:line="276" w:lineRule="auto"/>
+      </w:pPr>
+      <w:r>
+        <w:rPr>
+          <w:b/>
+          <w:bCs/>
+          <w:color w:val="1D1D1D"/>
         </w:rPr>
         <w:t xml:space="preserve">Docencia. </w:t>
       </w:r>
       <w:r>
         <w:rPr>
-          <w:rFonts w:ascii="Calibri" w:cs="Calibri" w:eastAsia="Calibri" w:hAnsi="Calibri"/>
-          <w:color w:val="1D1D1D"/>
-          <w:sz w:val="20"/>
-          <w:szCs w:val="20"/>
-        </w:rPr>
-        <w:t xml:space="preserve">Electiva de YouTube para estudiantes de secundaria.</w:t>
-      </w:r>
-    </w:p>
-    <w:p>
-      <w:pPr>
-        <w:spacing w:after="100" w:line="276"/>
-      </w:pPr>
-      <w:r>
-        <w:rPr>
-          <w:rFonts w:ascii="Calibri" w:cs="Calibri" w:eastAsia="Calibri" w:hAnsi="Calibri"/>
-          <w:b/>
-          <w:bCs/>
-          <w:color w:val="1D1D1D"/>
-          <w:sz w:val="20"/>
-          <w:szCs w:val="20"/>
+          <w:color w:val="1D1D1D"/>
+        </w:rPr>
+        <w:t>Electiva de YouTube para estudiantes de secundaria.</w:t>
+      </w:r>
+    </w:p>
+    <w:p>
+      <w:pPr>
+        <w:spacing w:after="100" w:line="276" w:lineRule="auto"/>
+      </w:pPr>
+      <w:r>
+        <w:rPr>
+          <w:b/>
+          <w:bCs/>
+          <w:color w:val="1D1D1D"/>
         </w:rPr>
         <w:t xml:space="preserve">Idiomas. </w:t>
       </w:r>
       <w:r>
         <w:rPr>
-          <w:rFonts w:ascii="Calibri" w:cs="Calibri" w:eastAsia="Calibri" w:hAnsi="Calibri"/>
-          <w:color w:val="1D1D1D"/>
-          <w:sz w:val="20"/>
-          <w:szCs w:val="20"/>
-        </w:rPr>
-        <w:t xml:space="preserve">Español nativo. Inglés intermedio.</w:t>
-      </w:r>
-    </w:p>
-    <w:p>
-      <w:pPr>
-        <w:spacing w:after="100" w:line="276"/>
-      </w:pPr>
-      <w:r>
-        <w:rPr>
-          <w:rFonts w:ascii="Calibri" w:cs="Calibri" w:eastAsia="Calibri" w:hAnsi="Calibri"/>
-          <w:b/>
-          <w:bCs/>
-          <w:color w:val="1D1D1D"/>
-          <w:sz w:val="20"/>
-          <w:szCs w:val="20"/>
+          <w:color w:val="1D1D1D"/>
+        </w:rPr>
+        <w:t>Español nativo. Inglés intermedio.</w:t>
+      </w:r>
+    </w:p>
+    <w:p>
+      <w:pPr>
+        <w:spacing w:after="100" w:line="276" w:lineRule="auto"/>
+      </w:pPr>
+      <w:r>
+        <w:rPr>
+          <w:b/>
+          <w:bCs/>
+          <w:color w:val="1D1D1D"/>
         </w:rPr>
         <w:t xml:space="preserve">Disponibilidad. </w:t>
       </w:r>
       <w:r>
         <w:rPr>
-          <w:rFonts w:ascii="Calibri" w:cs="Calibri" w:eastAsia="Calibri" w:hAnsi="Calibri"/>
-          <w:color w:val="1D1D1D"/>
-          <w:sz w:val="20"/>
-          <w:szCs w:val="20"/>
-        </w:rPr>
-        <w:t xml:space="preserve">Tiempo completo, con horario compatible con Ciudad de México.</w:t>
+          <w:color w:val="1D1D1D"/>
+        </w:rPr>
+        <w:t>Tiempo completo, con horario compatible con Ciudad de México.</w:t>
       </w:r>
     </w:p>
     <w:sectPr>
-      <w:footerReference w:type="default" r:id="rId6"/>
-      <w:pgSz w:w="11906" w:h="16838" w:orient="portrait"/>
-      <w:pgMar w:top="0" w:right="1000" w:bottom="800" w:left="1000" w:header="0" w:footer="400" w:gutter="0"/>
-      <w:pgNumType/>
+      <w:footerReference w:type="default" r:id="rId10"/>
+      <w:pgSz w:w="11906" w:h="16838"/>
+      <w:pgMar w:top="1276" w:right="1000" w:bottom="800" w:left="1000" w:header="0" w:footer="400" w:gutter="0"/>
+      <w:cols w:space="720"/>
       <w:docGrid w:linePitch="360"/>
     </w:sectPr>
   </w:body>
@@ -1140,18 +1422,9 @@
 </file>
 
 <file path=word/endnotes.xml><?xml version="1.0" encoding="utf-8"?>
-<w:endnotes xmlns:wpc="http://schemas.microsoft.com/office/word/2010/wordprocessingCanvas" xmlns:mc="http://schemas.openxmlformats.org/markup-compatibility/2006" xmlns:o="urn:schemas-microsoft-com:office:office" xmlns:r="http://schemas.openxmlformats.org/officeDocument/2006/relationships" xmlns:m="http://schemas.openxmlformats.org/officeDocument/2006/math" xmlns:v="urn:schemas-microsoft-com:vml" xmlns:wp14="http://schemas.microsoft.com/office/word/2010/wordprocessingDrawing" xmlns:wp="http://schemas.openxmlformats.org/drawingml/2006/wordprocessingDrawing" xmlns:w10="urn:schemas-microsoft-com:office:word" xmlns:w="http://schemas.openxmlformats.org/wordprocessingml/2006/main" xmlns:w14="http://schemas.microsoft.com/office/word/2010/wordml" xmlns:w15="http://schemas.microsoft.com/office/word/2012/wordml" xmlns:wpg="http://schemas.microsoft.com/office/word/2010/wordprocessingGroup" xmlns:wpi="http://schemas.microsoft.com/office/word/2010/wordprocessingInk" xmlns:wne="http://schemas.microsoft.com/office/word/2006/wordml" xmlns:wps="http://schemas.microsoft.com/office/word/2010/wordprocessingShape" mc:Ignorable="w14 w15 wp14">
+<w:endnotes xmlns:wpc="http://schemas.microsoft.com/office/word/2010/wordprocessingCanvas" xmlns:cx="http://schemas.microsoft.com/office/drawing/2014/chartex" xmlns:cx1="http://schemas.microsoft.com/office/drawing/2015/9/8/chartex" xmlns:cx2="http://schemas.microsoft.com/office/drawing/2015/10/21/chartex" xmlns:cx3="http://schemas.microsoft.com/office/drawing/2016/5/9/chartex" xmlns:cx4="http://schemas.microsoft.com/office/drawing/2016/5/10/chartex" xmlns:cx5="http://schemas.microsoft.com/office/drawing/2016/5/11/chartex" xmlns:cx6="http://schemas.microsoft.com/office/drawing/2016/5/12/chartex" xmlns:cx7="http://schemas.microsoft.com/office/drawing/2016/5/13/chartex" xmlns:cx8="http://schemas.microsoft.com/office/drawing/2016/5/14/chartex" xmlns:mc="http://schemas.openxmlformats.org/markup-compatibility/2006" xmlns:aink="http://schemas.microsoft.com/office/drawing/2016/ink" xmlns:am3d="http://schemas.microsoft.com/office/drawing/2017/model3d" xmlns:o="urn:schemas-microsoft-com:office:office" xmlns:oel="http://schemas.microsoft.com/office/2019/extlst" xmlns:r="http://schemas.openxmlformats.org/officeDocument/2006/relationships" xmlns:m="http://schemas.openxmlformats.org/officeDocument/2006/math" xmlns:v="urn:schemas-microsoft-com:vml" xmlns:wp14="http://schemas.microsoft.com/office/word/2010/wordprocessingDrawing" xmlns:wp="http://schemas.openxmlformats.org/drawingml/2006/wordprocessingDrawing" xmlns:w10="urn:schemas-microsoft-com:office:word" xmlns:w="http://schemas.openxmlformats.org/wordprocessingml/2006/main" xmlns:w14="http://schemas.microsoft.com/office/word/2010/wordml" xmlns:w15="http://schemas.microsoft.com/office/word/2012/wordml" xmlns:w16cex="http://schemas.microsoft.com/office/word/2018/wordml/cex" xmlns:w16cid="http://schemas.microsoft.com/office/word/2016/wordml/cid" xmlns:w16="http://schemas.microsoft.com/office/word/2018/wordml" xmlns:w16du="http://schemas.microsoft.com/office/word/2023/wordml/word16du" xmlns:w16sdtdh="http://schemas.microsoft.com/office/word/2020/wordml/sdtdatahash" xmlns:w16sdtfl="http://schemas.microsoft.com/office/word/2024/wordml/sdtformatlock" xmlns:w16se="http://schemas.microsoft.com/office/word/2015/wordml/symex" xmlns:wpg="http://schemas.microsoft.com/office/word/2010/wordprocessingGroup" xmlns:wpi="http://schemas.microsoft.com/office/word/2010/wordprocessingInk" xmlns:wne="http://schemas.microsoft.com/office/word/2006/wordml" xmlns:wps="http://schemas.microsoft.com/office/word/2010/wordprocessingShape" mc:Ignorable="w14 w15 w16se w16cid w16 w16cex w16sdtdh w16sdtfl w16du wp14">
   <w:endnote w:type="separator" w:id="-1">
     <w:p>
-      <w:pPr>
-        <w:spacing w:after="0" w:line="240" w:lineRule="auto"/>
-      </w:pPr>
-      <w:r>
-        <w:rPr>
-          <w:rStyle w:val="EndnoteReference"/>
-        </w:rPr>
-        <w:endnoteRef/>
-      </w:r>
       <w:r>
         <w:separator/>
       </w:r>
@@ -1159,15 +1432,6 @@
   </w:endnote>
   <w:endnote w:type="continuationSeparator" w:id="0">
     <w:p>
-      <w:pPr>
-        <w:spacing w:after="0" w:line="240" w:lineRule="auto"/>
-      </w:pPr>
-      <w:r>
-        <w:rPr>
-          <w:rStyle w:val="EndnoteReference"/>
-        </w:rPr>
-        <w:endnoteRef/>
-      </w:r>
       <w:r>
         <w:continuationSeparator/>
       </w:r>
@@ -1177,11 +1441,11 @@
 </file>
 
 <file path=word/footer1.xml><?xml version="1.0" encoding="utf-8"?>
-<w:ftr xmlns:wpc="http://schemas.microsoft.com/office/word/2010/wordprocessingCanvas" xmlns:mc="http://schemas.openxmlformats.org/markup-compatibility/2006" xmlns:o="urn:schemas-microsoft-com:office:office" xmlns:r="http://schemas.openxmlformats.org/officeDocument/2006/relationships" xmlns:m="http://schemas.openxmlformats.org/officeDocument/2006/math" xmlns:v="urn:schemas-microsoft-com:vml" xmlns:wp14="http://schemas.microsoft.com/office/word/2010/wordprocessingDrawing" xmlns:wp="http://schemas.openxmlformats.org/drawingml/2006/wordprocessingDrawing" xmlns:w10="urn:schemas-microsoft-com:office:word" xmlns:w="http://schemas.openxmlformats.org/wordprocessingml/2006/main" xmlns:w14="http://schemas.microsoft.com/office/word/2010/wordml" xmlns:w15="http://schemas.microsoft.com/office/word/2012/wordml" xmlns:wpg="http://schemas.microsoft.com/office/word/2010/wordprocessingGroup" xmlns:wpi="http://schemas.microsoft.com/office/word/2010/wordprocessingInk" xmlns:wne="http://schemas.microsoft.com/office/word/2006/wordml" xmlns:wps="http://schemas.microsoft.com/office/word/2010/wordprocessingShape">
+<w:ftr xmlns:wpc="http://schemas.microsoft.com/office/word/2010/wordprocessingCanvas" xmlns:cx="http://schemas.microsoft.com/office/drawing/2014/chartex" xmlns:cx1="http://schemas.microsoft.com/office/drawing/2015/9/8/chartex" xmlns:cx2="http://schemas.microsoft.com/office/drawing/2015/10/21/chartex" xmlns:cx3="http://schemas.microsoft.com/office/drawing/2016/5/9/chartex" xmlns:cx4="http://schemas.microsoft.com/office/drawing/2016/5/10/chartex" xmlns:cx5="http://schemas.microsoft.com/office/drawing/2016/5/11/chartex" xmlns:cx6="http://schemas.microsoft.com/office/drawing/2016/5/12/chartex" xmlns:cx7="http://schemas.microsoft.com/office/drawing/2016/5/13/chartex" xmlns:cx8="http://schemas.microsoft.com/office/drawing/2016/5/14/chartex" xmlns:mc="http://schemas.openxmlformats.org/markup-compatibility/2006" xmlns:aink="http://schemas.microsoft.com/office/drawing/2016/ink" xmlns:am3d="http://schemas.microsoft.com/office/drawing/2017/model3d" xmlns:o="urn:schemas-microsoft-com:office:office" xmlns:oel="http://schemas.microsoft.com/office/2019/extlst" xmlns:r="http://schemas.openxmlformats.org/officeDocument/2006/relationships" xmlns:m="http://schemas.openxmlformats.org/officeDocument/2006/math" xmlns:v="urn:schemas-microsoft-com:vml" xmlns:wp14="http://schemas.microsoft.com/office/word/2010/wordprocessingDrawing" xmlns:wp="http://schemas.openxmlformats.org/drawingml/2006/wordprocessingDrawing" xmlns:w10="urn:schemas-microsoft-com:office:word" xmlns:w="http://schemas.openxmlformats.org/wordprocessingml/2006/main" xmlns:w14="http://schemas.microsoft.com/office/word/2010/wordml" xmlns:w15="http://schemas.microsoft.com/office/word/2012/wordml" xmlns:w16cex="http://schemas.microsoft.com/office/word/2018/wordml/cex" xmlns:w16cid="http://schemas.microsoft.com/office/word/2016/wordml/cid" xmlns:w16="http://schemas.microsoft.com/office/word/2018/wordml" xmlns:w16du="http://schemas.microsoft.com/office/word/2023/wordml/word16du" xmlns:w16sdtdh="http://schemas.microsoft.com/office/word/2020/wordml/sdtdatahash" xmlns:w16sdtfl="http://schemas.microsoft.com/office/word/2024/wordml/sdtformatlock" xmlns:w16se="http://schemas.microsoft.com/office/word/2015/wordml/symex" xmlns:wpg="http://schemas.microsoft.com/office/word/2010/wordprocessingGroup" xmlns:wpi="http://schemas.microsoft.com/office/word/2010/wordprocessingInk" xmlns:wne="http://schemas.microsoft.com/office/word/2006/wordml" xmlns:wps="http://schemas.microsoft.com/office/word/2010/wordprocessingShape" mc:Ignorable="w14 w15 w16se w16cid w16 w16cex w16sdtdh w16sdtfl w16du wp14">
   <w:p>
     <w:pPr>
       <w:pBdr>
-        <w:top w:val="single" w:color="DCD9D3" w:sz="4" w:space="6"/>
+        <w:top w:val="single" w:sz="4" w:space="6" w:color="DCD9D3"/>
       </w:pBdr>
       <w:tabs>
         <w:tab w:val="right" w:pos="9906"/>
@@ -1189,33 +1453,80 @@
     </w:pPr>
     <w:r>
       <w:rPr>
-        <w:rFonts w:ascii="Calibri" w:cs="Calibri" w:eastAsia="Calibri" w:hAnsi="Calibri"/>
         <w:color w:val="5A5752"/>
         <w:spacing w:val="20"/>
         <w:sz w:val="14"/>
         <w:szCs w:val="14"/>
       </w:rPr>
-      <w:t xml:space="preserve">DIANA CARDONA / TRUTH FRAME STUDIO</w:t>
+      <w:t xml:space="preserve">DIANA CARDONA / TRUTH </w:t>
+    </w:r>
+    <w:proofErr w:type="gramStart"/>
+    <w:r>
+      <w:rPr>
+        <w:color w:val="5A5752"/>
+        <w:spacing w:val="20"/>
+        <w:sz w:val="14"/>
+        <w:szCs w:val="14"/>
+      </w:rPr>
+      <w:t>FRAME</w:t>
+    </w:r>
+    <w:proofErr w:type="gramEnd"/>
+    <w:r>
+      <w:rPr>
+        <w:color w:val="5A5752"/>
+        <w:spacing w:val="20"/>
+        <w:sz w:val="14"/>
+        <w:szCs w:val="14"/>
+      </w:rPr>
+      <w:t xml:space="preserve"> STUDIO</w:t>
     </w:r>
     <w:r>
       <w:rPr>
-        <w:rFonts w:ascii="Calibri" w:cs="Calibri" w:eastAsia="Calibri" w:hAnsi="Calibri"/>
         <w:color w:val="1D1D1D"/>
         <w:sz w:val="14"/>
         <w:szCs w:val="14"/>
       </w:rPr>
-      <w:t xml:space="preserve">	</w:t>
+      <w:tab/>
     </w:r>
     <w:r>
       <w:rPr>
-        <w:rFonts w:ascii="Calibri" w:cs="Calibri" w:eastAsia="Calibri" w:hAnsi="Calibri"/>
         <w:color w:val="5A5752"/>
         <w:sz w:val="14"/>
         <w:szCs w:val="14"/>
       </w:rPr>
       <w:fldChar w:fldCharType="begin"/>
-      <w:instrText xml:space="preserve">PAGE</w:instrText>
+    </w:r>
+    <w:r>
+      <w:rPr>
+        <w:color w:val="5A5752"/>
+        <w:sz w:val="14"/>
+        <w:szCs w:val="14"/>
+      </w:rPr>
+      <w:instrText>PAGE</w:instrText>
+    </w:r>
+    <w:r>
+      <w:rPr>
+        <w:color w:val="5A5752"/>
+        <w:sz w:val="14"/>
+        <w:szCs w:val="14"/>
+      </w:rPr>
       <w:fldChar w:fldCharType="separate"/>
+    </w:r>
+    <w:r>
+      <w:rPr>
+        <w:noProof/>
+        <w:color w:val="5A5752"/>
+        <w:sz w:val="14"/>
+        <w:szCs w:val="14"/>
+      </w:rPr>
+      <w:t>1</w:t>
+    </w:r>
+    <w:r>
+      <w:rPr>
+        <w:color w:val="5A5752"/>
+        <w:sz w:val="14"/>
+        <w:szCs w:val="14"/>
+      </w:rPr>
       <w:fldChar w:fldCharType="end"/>
     </w:r>
   </w:p>
@@ -1223,18 +1534,9 @@
 </file>
 
 <file path=word/footnotes.xml><?xml version="1.0" encoding="utf-8"?>
-<w:footnotes xmlns:wpc="http://schemas.microsoft.com/office/word/2010/wordprocessingCanvas" xmlns:mc="http://schemas.openxmlformats.org/markup-compatibility/2006" xmlns:o="urn:schemas-microsoft-com:office:office" xmlns:r="http://schemas.openxmlformats.org/officeDocument/2006/relationships" xmlns:m="http://schemas.openxmlformats.org/officeDocument/2006/math" xmlns:v="urn:schemas-microsoft-com:vml" xmlns:wp14="http://schemas.microsoft.com/office/word/2010/wordprocessingDrawing" xmlns:wp="http://schemas.openxmlformats.org/drawingml/2006/wordprocessingDrawing" xmlns:w10="urn:schemas-microsoft-com:office:word" xmlns:w="http://schemas.openxmlformats.org/wordprocessingml/2006/main" xmlns:w14="http://schemas.microsoft.com/office/word/2010/wordml" xmlns:w15="http://schemas.microsoft.com/office/word/2012/wordml" xmlns:wpg="http://schemas.microsoft.com/office/word/2010/wordprocessingGroup" xmlns:wpi="http://schemas.microsoft.com/office/word/2010/wordprocessingInk" xmlns:wne="http://schemas.microsoft.com/office/word/2006/wordml" xmlns:wps="http://schemas.microsoft.com/office/word/2010/wordprocessingShape" mc:Ignorable="w14 w15 wp14">
+<w:footnotes xmlns:wpc="http://schemas.microsoft.com/office/word/2010/wordprocessingCanvas" xmlns:cx="http://schemas.microsoft.com/office/drawing/2014/chartex" xmlns:cx1="http://schemas.microsoft.com/office/drawing/2015/9/8/chartex" xmlns:cx2="http://schemas.microsoft.com/office/drawing/2015/10/21/chartex" xmlns:cx3="http://schemas.microsoft.com/office/drawing/2016/5/9/chartex" xmlns:cx4="http://schemas.microsoft.com/office/drawing/2016/5/10/chartex" xmlns:cx5="http://schemas.microsoft.com/office/drawing/2016/5/11/chartex" xmlns:cx6="http://schemas.microsoft.com/office/drawing/2016/5/12/chartex" xmlns:cx7="http://schemas.microsoft.com/office/drawing/2016/5/13/chartex" xmlns:cx8="http://schemas.microsoft.com/office/drawing/2016/5/14/chartex" xmlns:mc="http://schemas.openxmlformats.org/markup-compatibility/2006" xmlns:aink="http://schemas.microsoft.com/office/drawing/2016/ink" xmlns:am3d="http://schemas.microsoft.com/office/drawing/2017/model3d" xmlns:o="urn:schemas-microsoft-com:office:office" xmlns:oel="http://schemas.microsoft.com/office/2019/extlst" xmlns:r="http://schemas.openxmlformats.org/officeDocument/2006/relationships" xmlns:m="http://schemas.openxmlformats.org/officeDocument/2006/math" xmlns:v="urn:schemas-microsoft-com:vml" xmlns:wp14="http://schemas.microsoft.com/office/word/2010/wordprocessingDrawing" xmlns:wp="http://schemas.openxmlformats.org/drawingml/2006/wordprocessingDrawing" xmlns:w10="urn:schemas-microsoft-com:office:word" xmlns:w="http://schemas.openxmlformats.org/wordprocessingml/2006/main" xmlns:w14="http://schemas.microsoft.com/office/word/2010/wordml" xmlns:w15="http://schemas.microsoft.com/office/word/2012/wordml" xmlns:w16cex="http://schemas.microsoft.com/office/word/2018/wordml/cex" xmlns:w16cid="http://schemas.microsoft.com/office/word/2016/wordml/cid" xmlns:w16="http://schemas.microsoft.com/office/word/2018/wordml" xmlns:w16du="http://schemas.microsoft.com/office/word/2023/wordml/word16du" xmlns:w16sdtdh="http://schemas.microsoft.com/office/word/2020/wordml/sdtdatahash" xmlns:w16sdtfl="http://schemas.microsoft.com/office/word/2024/wordml/sdtformatlock" xmlns:w16se="http://schemas.microsoft.com/office/word/2015/wordml/symex" xmlns:wpg="http://schemas.microsoft.com/office/word/2010/wordprocessingGroup" xmlns:wpi="http://schemas.microsoft.com/office/word/2010/wordprocessingInk" xmlns:wne="http://schemas.microsoft.com/office/word/2006/wordml" xmlns:wps="http://schemas.microsoft.com/office/word/2010/wordprocessingShape" mc:Ignorable="w14 w15 w16se w16cid w16 w16cex w16sdtdh w16sdtfl w16du wp14">
   <w:footnote w:type="separator" w:id="-1">
     <w:p>
-      <w:pPr>
-        <w:spacing w:after="0" w:line="240" w:lineRule="auto"/>
-      </w:pPr>
-      <w:r>
-        <w:rPr>
-          <w:rStyle w:val="FootnoteReference"/>
-        </w:rPr>
-        <w:footnoteRef/>
-      </w:r>
       <w:r>
         <w:separator/>
       </w:r>
@@ -1242,15 +1544,6 @@
   </w:footnote>
   <w:footnote w:type="continuationSeparator" w:id="0">
     <w:p>
-      <w:pPr>
-        <w:spacing w:after="0" w:line="240" w:lineRule="auto"/>
-      </w:pPr>
-      <w:r>
-        <w:rPr>
-          <w:rStyle w:val="FootnoteReference"/>
-        </w:rPr>
-        <w:footnoteRef/>
-      </w:r>
       <w:r>
         <w:continuationSeparator/>
       </w:r>
@@ -1260,10 +1553,12 @@
 </file>
 
 <file path=word/numbering.xml><?xml version="1.0" encoding="utf-8"?>
-<w:numbering xmlns:wpc="http://schemas.microsoft.com/office/word/2010/wordprocessingCanvas" xmlns:mc="http://schemas.openxmlformats.org/markup-compatibility/2006" xmlns:o="urn:schemas-microsoft-com:office:office" xmlns:r="http://schemas.openxmlformats.org/officeDocument/2006/relationships" xmlns:m="http://schemas.openxmlformats.org/officeDocument/2006/math" xmlns:v="urn:schemas-microsoft-com:vml" xmlns:wp14="http://schemas.microsoft.com/office/word/2010/wordprocessingDrawing" xmlns:wp="http://schemas.openxmlformats.org/drawingml/2006/wordprocessingDrawing" xmlns:w10="urn:schemas-microsoft-com:office:word" xmlns:w="http://schemas.openxmlformats.org/wordprocessingml/2006/main" xmlns:w14="http://schemas.microsoft.com/office/word/2010/wordml" xmlns:w15="http://schemas.microsoft.com/office/word/2012/wordml" xmlns:wpg="http://schemas.microsoft.com/office/word/2010/wordprocessingGroup" xmlns:wpi="http://schemas.microsoft.com/office/word/2010/wordprocessingInk" xmlns:wne="http://schemas.microsoft.com/office/word/2006/wordml" xmlns:wps="http://schemas.microsoft.com/office/word/2010/wordprocessingShape" mc:Ignorable="w14 w15 wp14">
-  <w:abstractNum w:abstractNumId="1" w15:restartNumberingAfterBreak="0">
+<w:numbering xmlns:wpc="http://schemas.microsoft.com/office/word/2010/wordprocessingCanvas" xmlns:cx="http://schemas.microsoft.com/office/drawing/2014/chartex" xmlns:cx1="http://schemas.microsoft.com/office/drawing/2015/9/8/chartex" xmlns:cx2="http://schemas.microsoft.com/office/drawing/2015/10/21/chartex" xmlns:cx3="http://schemas.microsoft.com/office/drawing/2016/5/9/chartex" xmlns:cx4="http://schemas.microsoft.com/office/drawing/2016/5/10/chartex" xmlns:cx5="http://schemas.microsoft.com/office/drawing/2016/5/11/chartex" xmlns:cx6="http://schemas.microsoft.com/office/drawing/2016/5/12/chartex" xmlns:cx7="http://schemas.microsoft.com/office/drawing/2016/5/13/chartex" xmlns:cx8="http://schemas.microsoft.com/office/drawing/2016/5/14/chartex" xmlns:mc="http://schemas.openxmlformats.org/markup-compatibility/2006" xmlns:aink="http://schemas.microsoft.com/office/drawing/2016/ink" xmlns:am3d="http://schemas.microsoft.com/office/drawing/2017/model3d" xmlns:o="urn:schemas-microsoft-com:office:office" xmlns:oel="http://schemas.microsoft.com/office/2019/extlst" xmlns:r="http://schemas.openxmlformats.org/officeDocument/2006/relationships" xmlns:m="http://schemas.openxmlformats.org/officeDocument/2006/math" xmlns:v="urn:schemas-microsoft-com:vml" xmlns:wp14="http://schemas.microsoft.com/office/word/2010/wordprocessingDrawing" xmlns:wp="http://schemas.openxmlformats.org/drawingml/2006/wordprocessingDrawing" xmlns:w10="urn:schemas-microsoft-com:office:word" xmlns:w="http://schemas.openxmlformats.org/wordprocessingml/2006/main" xmlns:w14="http://schemas.microsoft.com/office/word/2010/wordml" xmlns:w15="http://schemas.microsoft.com/office/word/2012/wordml" xmlns:w16cex="http://schemas.microsoft.com/office/word/2018/wordml/cex" xmlns:w16cid="http://schemas.microsoft.com/office/word/2016/wordml/cid" xmlns:w16="http://schemas.microsoft.com/office/word/2018/wordml" xmlns:w16du="http://schemas.microsoft.com/office/word/2023/wordml/word16du" xmlns:w16sdtdh="http://schemas.microsoft.com/office/word/2020/wordml/sdtdatahash" xmlns:w16sdtfl="http://schemas.microsoft.com/office/word/2024/wordml/sdtformatlock" xmlns:w16se="http://schemas.microsoft.com/office/word/2015/wordml/symex" xmlns:wpg="http://schemas.microsoft.com/office/word/2010/wordprocessingGroup" xmlns:wpi="http://schemas.microsoft.com/office/word/2010/wordprocessingInk" xmlns:wne="http://schemas.microsoft.com/office/word/2006/wordml" xmlns:wps="http://schemas.microsoft.com/office/word/2010/wordprocessingShape" mc:Ignorable="w14 w15 w16se w16cid w16 w16cex w16sdtdh w16sdtfl w16du wp14">
+  <w:abstractNum w:abstractNumId="0" w15:restartNumberingAfterBreak="0">
+    <w:nsid w:val="69F0754A"/>
     <w:multiLevelType w:val="hybridMultilevel"/>
-    <w:lvl w:ilvl="0" w:tentative="1">
+    <w:tmpl w:val="ECB47D46"/>
+    <w:lvl w:ilvl="0" w:tplc="4A40FCFC" w:tentative="1">
       <w:start w:val="1"/>
       <w:numFmt w:val="bullet"/>
       <w:lvlText w:val="●"/>
@@ -1272,7 +1567,7 @@
         <w:ind w:left="720" w:hanging="360"/>
       </w:pPr>
     </w:lvl>
-    <w:lvl w:ilvl="1" w:tentative="1">
+    <w:lvl w:ilvl="1" w:tplc="EC94A2CE" w:tentative="1">
       <w:start w:val="1"/>
       <w:numFmt w:val="bullet"/>
       <w:lvlText w:val="○"/>
@@ -1281,7 +1576,7 @@
         <w:ind w:left="1440" w:hanging="360"/>
       </w:pPr>
     </w:lvl>
-    <w:lvl w:ilvl="2" w:tentative="1">
+    <w:lvl w:ilvl="2" w:tplc="5C965372" w:tentative="1">
       <w:start w:val="1"/>
       <w:numFmt w:val="bullet"/>
       <w:lvlText w:val="■"/>
@@ -1290,7 +1585,7 @@
         <w:ind w:left="2160" w:hanging="360"/>
       </w:pPr>
     </w:lvl>
-    <w:lvl w:ilvl="3" w:tentative="1">
+    <w:lvl w:ilvl="3" w:tplc="AEB4D27A" w:tentative="1">
       <w:start w:val="1"/>
       <w:numFmt w:val="bullet"/>
       <w:lvlText w:val="●"/>
@@ -1299,7 +1594,7 @@
         <w:ind w:left="2880" w:hanging="360"/>
       </w:pPr>
     </w:lvl>
-    <w:lvl w:ilvl="4" w:tentative="1">
+    <w:lvl w:ilvl="4" w:tplc="42A62B88" w:tentative="1">
       <w:start w:val="1"/>
       <w:numFmt w:val="bullet"/>
       <w:lvlText w:val="○"/>
@@ -1308,7 +1603,7 @@
         <w:ind w:left="3600" w:hanging="360"/>
       </w:pPr>
     </w:lvl>
-    <w:lvl w:ilvl="5" w:tentative="1">
+    <w:lvl w:ilvl="5" w:tplc="878209CE" w:tentative="1">
       <w:start w:val="1"/>
       <w:numFmt w:val="bullet"/>
       <w:lvlText w:val="■"/>
@@ -1317,7 +1612,7 @@
         <w:ind w:left="4320" w:hanging="360"/>
       </w:pPr>
     </w:lvl>
-    <w:lvl w:ilvl="6" w:tentative="1">
+    <w:lvl w:ilvl="6" w:tplc="93827800" w:tentative="1">
       <w:start w:val="1"/>
       <w:numFmt w:val="bullet"/>
       <w:lvlText w:val="●"/>
@@ -1326,7 +1621,7 @@
         <w:ind w:left="5040" w:hanging="360"/>
       </w:pPr>
     </w:lvl>
-    <w:lvl w:ilvl="7" w:tentative="1">
+    <w:lvl w:ilvl="7" w:tplc="35C09294" w:tentative="1">
       <w:start w:val="1"/>
       <w:numFmt w:val="bullet"/>
       <w:lvlText w:val="●"/>
@@ -1335,7 +1630,7 @@
         <w:ind w:left="5760" w:hanging="360"/>
       </w:pPr>
     </w:lvl>
-    <w:lvl w:ilvl="8" w:tentative="1">
+    <w:lvl w:ilvl="8" w:tplc="D99CB5FE" w:tentative="1">
       <w:start w:val="1"/>
       <w:numFmt w:val="bullet"/>
       <w:lvlText w:val="●"/>
@@ -1345,8 +1640,8 @@
       </w:pPr>
     </w:lvl>
   </w:abstractNum>
-  <w:num w:numId="1">
-    <w:abstractNumId w:val="1"/>
+  <w:num w:numId="1" w16cid:durableId="2100634307">
+    <w:abstractNumId w:val="0"/>
     <w:lvlOverride w:ilvl="0">
       <w:startOverride w:val="1"/>
     </w:lvlOverride>
@@ -1355,110 +1650,534 @@
 </file>
 
 <file path=word/styles.xml><?xml version="1.0" encoding="utf-8"?>
-<w:styles xmlns:mc="http://schemas.openxmlformats.org/markup-compatibility/2006" xmlns:r="http://schemas.openxmlformats.org/officeDocument/2006/relationships" xmlns:w="http://schemas.openxmlformats.org/wordprocessingml/2006/main" xmlns:w14="http://schemas.microsoft.com/office/word/2010/wordml" xmlns:w15="http://schemas.microsoft.com/office/word/2012/wordml" mc:Ignorable="w14 w15">
+<w:styles xmlns:mc="http://schemas.openxmlformats.org/markup-compatibility/2006" xmlns:r="http://schemas.openxmlformats.org/officeDocument/2006/relationships" xmlns:w="http://schemas.openxmlformats.org/wordprocessingml/2006/main" xmlns:w14="http://schemas.microsoft.com/office/word/2010/wordml" xmlns:w15="http://schemas.microsoft.com/office/word/2012/wordml" xmlns:w16cex="http://schemas.microsoft.com/office/word/2018/wordml/cex" xmlns:w16cid="http://schemas.microsoft.com/office/word/2016/wordml/cid" xmlns:w16="http://schemas.microsoft.com/office/word/2018/wordml" xmlns:w16du="http://schemas.microsoft.com/office/word/2023/wordml/word16du" xmlns:w16sdtdh="http://schemas.microsoft.com/office/word/2020/wordml/sdtdatahash" xmlns:w16sdtfl="http://schemas.microsoft.com/office/word/2024/wordml/sdtformatlock" xmlns:w16se="http://schemas.microsoft.com/office/word/2015/wordml/symex" mc:Ignorable="w14 w15 w16se w16cid w16 w16cex w16sdtdh w16sdtfl w16du">
   <w:docDefaults>
     <w:rPrDefault>
       <w:rPr>
-        <w:rFonts w:ascii="Calibri" w:cs="Calibri" w:eastAsia="Calibri" w:hAnsi="Calibri"/>
-        <w:sz w:val="20"/>
-        <w:szCs w:val="20"/>
+        <w:rFonts w:ascii="Calibri" w:eastAsia="Calibri" w:hAnsi="Calibri" w:cs="Calibri"/>
+        <w:lang w:val="es-CO" w:eastAsia="es-CO" w:bidi="ar-SA"/>
       </w:rPr>
     </w:rPrDefault>
     <w:pPrDefault/>
   </w:docDefaults>
-  <w:style w:type="paragraph" w:styleId="Normal" w:default="1">
+  <w:latentStyles w:defLockedState="0" w:defUIPriority="99" w:defSemiHidden="0" w:defUnhideWhenUsed="0" w:defQFormat="0" w:count="376">
+    <w:lsdException w:name="Normal" w:uiPriority="0" w:qFormat="1"/>
+    <w:lsdException w:name="heading 1" w:uiPriority="9" w:qFormat="1"/>
+    <w:lsdException w:name="heading 2" w:semiHidden="1" w:uiPriority="9" w:unhideWhenUsed="1" w:qFormat="1"/>
+    <w:lsdException w:name="heading 3" w:semiHidden="1" w:uiPriority="9" w:unhideWhenUsed="1" w:qFormat="1"/>
+    <w:lsdException w:name="heading 4" w:semiHidden="1" w:uiPriority="9" w:unhideWhenUsed="1" w:qFormat="1"/>
+    <w:lsdException w:name="heading 5" w:semiHidden="1" w:uiPriority="9" w:unhideWhenUsed="1" w:qFormat="1"/>
+    <w:lsdException w:name="heading 6" w:semiHidden="1" w:uiPriority="9" w:unhideWhenUsed="1" w:qFormat="1"/>
+    <w:lsdException w:name="heading 7" w:semiHidden="1" w:uiPriority="9" w:unhideWhenUsed="1" w:qFormat="1"/>
+    <w:lsdException w:name="heading 8" w:semiHidden="1" w:uiPriority="9" w:unhideWhenUsed="1" w:qFormat="1"/>
+    <w:lsdException w:name="heading 9" w:semiHidden="1" w:uiPriority="9" w:unhideWhenUsed="1" w:qFormat="1"/>
+    <w:lsdException w:name="index 1" w:semiHidden="1" w:unhideWhenUsed="1"/>
+    <w:lsdException w:name="index 2" w:semiHidden="1" w:unhideWhenUsed="1"/>
+    <w:lsdException w:name="index 3" w:semiHidden="1" w:unhideWhenUsed="1"/>
+    <w:lsdException w:name="index 4" w:semiHidden="1" w:unhideWhenUsed="1"/>
+    <w:lsdException w:name="index 5" w:semiHidden="1" w:unhideWhenUsed="1"/>
+    <w:lsdException w:name="index 6" w:semiHidden="1" w:unhideWhenUsed="1"/>
+    <w:lsdException w:name="index 7" w:semiHidden="1" w:unhideWhenUsed="1"/>
+    <w:lsdException w:name="index 8" w:semiHidden="1" w:unhideWhenUsed="1"/>
+    <w:lsdException w:name="index 9" w:semiHidden="1" w:unhideWhenUsed="1"/>
+    <w:lsdException w:name="toc 1" w:semiHidden="1" w:uiPriority="39" w:unhideWhenUsed="1"/>
+    <w:lsdException w:name="toc 2" w:semiHidden="1" w:uiPriority="39" w:unhideWhenUsed="1"/>
+    <w:lsdException w:name="toc 3" w:semiHidden="1" w:uiPriority="39" w:unhideWhenUsed="1"/>
+    <w:lsdException w:name="toc 4" w:semiHidden="1" w:uiPriority="39" w:unhideWhenUsed="1"/>
+    <w:lsdException w:name="toc 5" w:semiHidden="1" w:uiPriority="39" w:unhideWhenUsed="1"/>
+    <w:lsdException w:name="toc 6" w:semiHidden="1" w:uiPriority="39" w:unhideWhenUsed="1"/>
+    <w:lsdException w:name="toc 7" w:semiHidden="1" w:uiPriority="39" w:unhideWhenUsed="1"/>
+    <w:lsdException w:name="toc 8" w:semiHidden="1" w:uiPriority="39" w:unhideWhenUsed="1"/>
+    <w:lsdException w:name="toc 9" w:semiHidden="1" w:uiPriority="39" w:unhideWhenUsed="1"/>
+    <w:lsdException w:name="Normal Indent" w:semiHidden="1" w:unhideWhenUsed="1"/>
+    <w:lsdException w:name="footnote text" w:semiHidden="1" w:unhideWhenUsed="1"/>
+    <w:lsdException w:name="annotation text" w:semiHidden="1" w:unhideWhenUsed="1"/>
+    <w:lsdException w:name="header" w:semiHidden="1" w:unhideWhenUsed="1"/>
+    <w:lsdException w:name="footer" w:semiHidden="1" w:unhideWhenUsed="1"/>
+    <w:lsdException w:name="index heading" w:semiHidden="1" w:unhideWhenUsed="1"/>
+    <w:lsdException w:name="caption" w:semiHidden="1" w:uiPriority="35" w:unhideWhenUsed="1" w:qFormat="1"/>
+    <w:lsdException w:name="table of figures" w:semiHidden="1" w:unhideWhenUsed="1"/>
+    <w:lsdException w:name="envelope address" w:semiHidden="1" w:unhideWhenUsed="1"/>
+    <w:lsdException w:name="envelope return" w:semiHidden="1" w:unhideWhenUsed="1"/>
+    <w:lsdException w:name="footnote reference" w:semiHidden="1" w:unhideWhenUsed="1"/>
+    <w:lsdException w:name="annotation reference" w:semiHidden="1" w:unhideWhenUsed="1"/>
+    <w:lsdException w:name="line number" w:semiHidden="1" w:unhideWhenUsed="1"/>
+    <w:lsdException w:name="page number" w:semiHidden="1" w:unhideWhenUsed="1"/>
+    <w:lsdException w:name="endnote reference" w:semiHidden="1" w:unhideWhenUsed="1"/>
+    <w:lsdException w:name="endnote text" w:semiHidden="1" w:unhideWhenUsed="1"/>
+    <w:lsdException w:name="table of authorities" w:semiHidden="1" w:unhideWhenUsed="1"/>
+    <w:lsdException w:name="macro" w:semiHidden="1" w:unhideWhenUsed="1"/>
+    <w:lsdException w:name="toa heading" w:semiHidden="1" w:unhideWhenUsed="1"/>
+    <w:lsdException w:name="List" w:semiHidden="1" w:unhideWhenUsed="1"/>
+    <w:lsdException w:name="List Bullet" w:semiHidden="1" w:unhideWhenUsed="1"/>
+    <w:lsdException w:name="List Number" w:semiHidden="1" w:unhideWhenUsed="1"/>
+    <w:lsdException w:name="List 2" w:semiHidden="1" w:unhideWhenUsed="1"/>
+    <w:lsdException w:name="List 3" w:semiHidden="1" w:unhideWhenUsed="1"/>
+    <w:lsdException w:name="List 4" w:semiHidden="1" w:unhideWhenUsed="1"/>
+    <w:lsdException w:name="List 5" w:semiHidden="1" w:unhideWhenUsed="1"/>
+    <w:lsdException w:name="List Bullet 2" w:semiHidden="1" w:unhideWhenUsed="1"/>
+    <w:lsdException w:name="List Bullet 3" w:semiHidden="1" w:unhideWhenUsed="1"/>
+    <w:lsdException w:name="List Bullet 4" w:semiHidden="1" w:unhideWhenUsed="1"/>
+    <w:lsdException w:name="List Bullet 5" w:semiHidden="1" w:unhideWhenUsed="1"/>
+    <w:lsdException w:name="List Number 2" w:semiHidden="1" w:unhideWhenUsed="1"/>
+    <w:lsdException w:name="List Number 3" w:semiHidden="1" w:unhideWhenUsed="1"/>
+    <w:lsdException w:name="List Number 4" w:semiHidden="1" w:unhideWhenUsed="1"/>
+    <w:lsdException w:name="List Number 5" w:semiHidden="1" w:unhideWhenUsed="1"/>
+    <w:lsdException w:name="Title" w:uiPriority="10" w:qFormat="1"/>
+    <w:lsdException w:name="Closing" w:semiHidden="1" w:unhideWhenUsed="1"/>
+    <w:lsdException w:name="Signature" w:semiHidden="1" w:unhideWhenUsed="1"/>
+    <w:lsdException w:name="Default Paragraph Font" w:semiHidden="1" w:uiPriority="1" w:unhideWhenUsed="1"/>
+    <w:lsdException w:name="Body Text" w:semiHidden="1" w:unhideWhenUsed="1"/>
+    <w:lsdException w:name="Body Text Indent" w:semiHidden="1" w:unhideWhenUsed="1"/>
+    <w:lsdException w:name="List Continue" w:semiHidden="1" w:unhideWhenUsed="1"/>
+    <w:lsdException w:name="List Continue 2" w:semiHidden="1" w:unhideWhenUsed="1"/>
+    <w:lsdException w:name="List Continue 3" w:semiHidden="1" w:unhideWhenUsed="1"/>
+    <w:lsdException w:name="List Continue 4" w:semiHidden="1" w:unhideWhenUsed="1"/>
+    <w:lsdException w:name="List Continue 5" w:semiHidden="1" w:unhideWhenUsed="1"/>
+    <w:lsdException w:name="Message Header" w:semiHidden="1" w:unhideWhenUsed="1"/>
+    <w:lsdException w:name="Subtitle" w:uiPriority="11" w:qFormat="1"/>
+    <w:lsdException w:name="Salutation" w:semiHidden="1" w:unhideWhenUsed="1"/>
+    <w:lsdException w:name="Date" w:semiHidden="1" w:unhideWhenUsed="1"/>
+    <w:lsdException w:name="Body Text First Indent" w:semiHidden="1" w:unhideWhenUsed="1"/>
+    <w:lsdException w:name="Body Text First Indent 2" w:semiHidden="1" w:unhideWhenUsed="1"/>
+    <w:lsdException w:name="Note Heading" w:semiHidden="1" w:unhideWhenUsed="1"/>
+    <w:lsdException w:name="Body Text 2" w:semiHidden="1" w:unhideWhenUsed="1"/>
+    <w:lsdException w:name="Body Text 3" w:semiHidden="1" w:unhideWhenUsed="1"/>
+    <w:lsdException w:name="Body Text Indent 2" w:semiHidden="1" w:unhideWhenUsed="1"/>
+    <w:lsdException w:name="Body Text Indent 3" w:semiHidden="1" w:unhideWhenUsed="1"/>
+    <w:lsdException w:name="Block Text" w:semiHidden="1" w:unhideWhenUsed="1"/>
+    <w:lsdException w:name="Hyperlink" w:semiHidden="1" w:unhideWhenUsed="1"/>
+    <w:lsdException w:name="FollowedHyperlink" w:semiHidden="1" w:unhideWhenUsed="1"/>
+    <w:lsdException w:name="Strong" w:uiPriority="22" w:qFormat="1"/>
+    <w:lsdException w:name="Emphasis" w:uiPriority="20" w:qFormat="1"/>
+    <w:lsdException w:name="Document Map" w:semiHidden="1" w:unhideWhenUsed="1"/>
+    <w:lsdException w:name="Plain Text" w:semiHidden="1" w:unhideWhenUsed="1"/>
+    <w:lsdException w:name="E-mail Signature" w:semiHidden="1" w:unhideWhenUsed="1"/>
+    <w:lsdException w:name="HTML Top of Form" w:semiHidden="1" w:unhideWhenUsed="1"/>
+    <w:lsdException w:name="HTML Bottom of Form" w:semiHidden="1" w:unhideWhenUsed="1"/>
+    <w:lsdException w:name="Normal (Web)" w:semiHidden="1" w:unhideWhenUsed="1"/>
+    <w:lsdException w:name="HTML Acronym" w:semiHidden="1" w:unhideWhenUsed="1"/>
+    <w:lsdException w:name="HTML Address" w:semiHidden="1" w:unhideWhenUsed="1"/>
+    <w:lsdException w:name="HTML Cite" w:semiHidden="1" w:unhideWhenUsed="1"/>
+    <w:lsdException w:name="HTML Code" w:semiHidden="1" w:unhideWhenUsed="1"/>
+    <w:lsdException w:name="HTML Definition" w:semiHidden="1" w:unhideWhenUsed="1"/>
+    <w:lsdException w:name="HTML Keyboard" w:semiHidden="1" w:unhideWhenUsed="1"/>
+    <w:lsdException w:name="HTML Preformatted" w:semiHidden="1" w:unhideWhenUsed="1"/>
+    <w:lsdException w:name="HTML Sample" w:semiHidden="1" w:unhideWhenUsed="1"/>
+    <w:lsdException w:name="HTML Typewriter" w:semiHidden="1" w:unhideWhenUsed="1"/>
+    <w:lsdException w:name="HTML Variable" w:semiHidden="1" w:unhideWhenUsed="1"/>
+    <w:lsdException w:name="Normal Table" w:semiHidden="1" w:unhideWhenUsed="1"/>
+    <w:lsdException w:name="annotation subject" w:semiHidden="1" w:unhideWhenUsed="1"/>
+    <w:lsdException w:name="No List" w:semiHidden="1" w:unhideWhenUsed="1"/>
+    <w:lsdException w:name="Outline List 1" w:semiHidden="1" w:unhideWhenUsed="1"/>
+    <w:lsdException w:name="Outline List 2" w:semiHidden="1" w:unhideWhenUsed="1"/>
+    <w:lsdException w:name="Outline List 3" w:semiHidden="1" w:unhideWhenUsed="1"/>
+    <w:lsdException w:name="Table Simple 1" w:semiHidden="1" w:unhideWhenUsed="1"/>
+    <w:lsdException w:name="Table Simple 2" w:semiHidden="1" w:unhideWhenUsed="1"/>
+    <w:lsdException w:name="Table Simple 3" w:semiHidden="1" w:unhideWhenUsed="1"/>
+    <w:lsdException w:name="Table Classic 1" w:semiHidden="1" w:unhideWhenUsed="1"/>
+    <w:lsdException w:name="Table Classic 2" w:semiHidden="1" w:unhideWhenUsed="1"/>
+    <w:lsdException w:name="Table Classic 3" w:semiHidden="1" w:unhideWhenUsed="1"/>
+    <w:lsdException w:name="Table Classic 4" w:semiHidden="1" w:unhideWhenUsed="1"/>
+    <w:lsdException w:name="Table Colorful 1" w:semiHidden="1" w:unhideWhenUsed="1"/>
+    <w:lsdException w:name="Table Colorful 2" w:semiHidden="1" w:unhideWhenUsed="1"/>
+    <w:lsdException w:name="Table Colorful 3" w:semiHidden="1" w:unhideWhenUsed="1"/>
+    <w:lsdException w:name="Table Columns 1" w:semiHidden="1" w:unhideWhenUsed="1"/>
+    <w:lsdException w:name="Table Columns 2" w:semiHidden="1" w:unhideWhenUsed="1"/>
+    <w:lsdException w:name="Table Columns 3" w:semiHidden="1" w:unhideWhenUsed="1"/>
+    <w:lsdException w:name="Table Columns 4" w:semiHidden="1" w:unhideWhenUsed="1"/>
+    <w:lsdException w:name="Table Columns 5" w:semiHidden="1" w:unhideWhenUsed="1"/>
+    <w:lsdException w:name="Table Grid 1" w:semiHidden="1" w:unhideWhenUsed="1"/>
+    <w:lsdException w:name="Table Grid 2" w:semiHidden="1" w:unhideWhenUsed="1"/>
+    <w:lsdException w:name="Table Grid 3" w:semiHidden="1" w:unhideWhenUsed="1"/>
+    <w:lsdException w:name="Table Grid 4" w:semiHidden="1" w:unhideWhenUsed="1"/>
+    <w:lsdException w:name="Table Grid 5" w:semiHidden="1" w:unhideWhenUsed="1"/>
+    <w:lsdException w:name="Table Grid 6" w:semiHidden="1" w:unhideWhenUsed="1"/>
+    <w:lsdException w:name="Table Grid 7" w:semiHidden="1" w:unhideWhenUsed="1"/>
+    <w:lsdException w:name="Table Grid 8" w:semiHidden="1" w:unhideWhenUsed="1"/>
+    <w:lsdException w:name="Table List 1" w:semiHidden="1" w:unhideWhenUsed="1"/>
+    <w:lsdException w:name="Table List 2" w:semiHidden="1" w:unhideWhenUsed="1"/>
+    <w:lsdException w:name="Table List 3" w:semiHidden="1" w:unhideWhenUsed="1"/>
+    <w:lsdException w:name="Table List 4" w:semiHidden="1" w:unhideWhenUsed="1"/>
+    <w:lsdException w:name="Table List 5" w:semiHidden="1" w:unhideWhenUsed="1"/>
+    <w:lsdException w:name="Table List 6" w:semiHidden="1" w:unhideWhenUsed="1"/>
+    <w:lsdException w:name="Table List 7" w:semiHidden="1" w:unhideWhenUsed="1"/>
+    <w:lsdException w:name="Table List 8" w:semiHidden="1" w:unhideWhenUsed="1"/>
+    <w:lsdException w:name="Table 3D effects 1" w:semiHidden="1" w:unhideWhenUsed="1"/>
+    <w:lsdException w:name="Table 3D effects 2" w:semiHidden="1" w:unhideWhenUsed="1"/>
+    <w:lsdException w:name="Table 3D effects 3" w:semiHidden="1" w:unhideWhenUsed="1"/>
+    <w:lsdException w:name="Table Contemporary" w:semiHidden="1" w:unhideWhenUsed="1"/>
+    <w:lsdException w:name="Table Elegant" w:semiHidden="1" w:unhideWhenUsed="1"/>
+    <w:lsdException w:name="Table Professional" w:semiHidden="1" w:unhideWhenUsed="1"/>
+    <w:lsdException w:name="Table Subtle 1" w:semiHidden="1" w:unhideWhenUsed="1"/>
+    <w:lsdException w:name="Table Subtle 2" w:semiHidden="1" w:unhideWhenUsed="1"/>
+    <w:lsdException w:name="Table Web 1" w:semiHidden="1" w:unhideWhenUsed="1"/>
+    <w:lsdException w:name="Table Web 2" w:semiHidden="1" w:unhideWhenUsed="1"/>
+    <w:lsdException w:name="Table Web 3" w:semiHidden="1" w:unhideWhenUsed="1"/>
+    <w:lsdException w:name="Balloon Text" w:semiHidden="1" w:unhideWhenUsed="1"/>
+    <w:lsdException w:name="Table Grid" w:uiPriority="39"/>
+    <w:lsdException w:name="Table Theme" w:semiHidden="1" w:unhideWhenUsed="1"/>
+    <w:lsdException w:name="Placeholder Text" w:semiHidden="1"/>
+    <w:lsdException w:name="No Spacing" w:uiPriority="1" w:qFormat="1"/>
+    <w:lsdException w:name="Light Shading" w:uiPriority="60"/>
+    <w:lsdException w:name="Light List" w:uiPriority="61"/>
+    <w:lsdException w:name="Light Grid" w:uiPriority="62"/>
+    <w:lsdException w:name="Medium Shading 1" w:uiPriority="63"/>
+    <w:lsdException w:name="Medium Shading 2" w:uiPriority="64"/>
+    <w:lsdException w:name="Medium List 1" w:uiPriority="65"/>
+    <w:lsdException w:name="Medium List 2" w:uiPriority="66"/>
+    <w:lsdException w:name="Medium Grid 1" w:uiPriority="67"/>
+    <w:lsdException w:name="Medium Grid 2" w:uiPriority="68"/>
+    <w:lsdException w:name="Medium Grid 3" w:uiPriority="69"/>
+    <w:lsdException w:name="Dark List" w:uiPriority="70"/>
+    <w:lsdException w:name="Colorful Shading" w:uiPriority="71"/>
+    <w:lsdException w:name="Colorful List" w:uiPriority="72"/>
+    <w:lsdException w:name="Colorful Grid" w:uiPriority="73"/>
+    <w:lsdException w:name="Light Shading Accent 1" w:uiPriority="60"/>
+    <w:lsdException w:name="Light List Accent 1" w:uiPriority="61"/>
+    <w:lsdException w:name="Light Grid Accent 1" w:uiPriority="62"/>
+    <w:lsdException w:name="Medium Shading 1 Accent 1" w:uiPriority="63"/>
+    <w:lsdException w:name="Medium Shading 2 Accent 1" w:uiPriority="64"/>
+    <w:lsdException w:name="Medium List 1 Accent 1" w:uiPriority="65"/>
+    <w:lsdException w:name="Revision" w:semiHidden="1"/>
+    <w:lsdException w:name="List Paragraph" w:uiPriority="34" w:qFormat="1"/>
+    <w:lsdException w:name="Quote" w:uiPriority="29" w:qFormat="1"/>
+    <w:lsdException w:name="Intense Quote" w:uiPriority="30" w:qFormat="1"/>
+    <w:lsdException w:name="Medium List 2 Accent 1" w:uiPriority="66"/>
+    <w:lsdException w:name="Medium Grid 1 Accent 1" w:uiPriority="67"/>
+    <w:lsdException w:name="Medium Grid 2 Accent 1" w:uiPriority="68"/>
+    <w:lsdException w:name="Medium Grid 3 Accent 1" w:uiPriority="69"/>
+    <w:lsdException w:name="Dark List Accent 1" w:uiPriority="70"/>
+    <w:lsdException w:name="Colorful Shading Accent 1" w:uiPriority="71"/>
+    <w:lsdException w:name="Colorful List Accent 1" w:uiPriority="72"/>
+    <w:lsdException w:name="Colorful Grid Accent 1" w:uiPriority="73"/>
+    <w:lsdException w:name="Light Shading Accent 2" w:uiPriority="60"/>
+    <w:lsdException w:name="Light List Accent 2" w:uiPriority="61"/>
+    <w:lsdException w:name="Light Grid Accent 2" w:uiPriority="62"/>
+    <w:lsdException w:name="Medium Shading 1 Accent 2" w:uiPriority="63"/>
+    <w:lsdException w:name="Medium Shading 2 Accent 2" w:uiPriority="64"/>
+    <w:lsdException w:name="Medium List 1 Accent 2" w:uiPriority="65"/>
+    <w:lsdException w:name="Medium List 2 Accent 2" w:uiPriority="66"/>
+    <w:lsdException w:name="Medium Grid 1 Accent 2" w:uiPriority="67"/>
+    <w:lsdException w:name="Medium Grid 2 Accent 2" w:uiPriority="68"/>
+    <w:lsdException w:name="Medium Grid 3 Accent 2" w:uiPriority="69"/>
+    <w:lsdException w:name="Dark List Accent 2" w:uiPriority="70"/>
+    <w:lsdException w:name="Colorful Shading Accent 2" w:uiPriority="71"/>
+    <w:lsdException w:name="Colorful List Accent 2" w:uiPriority="72"/>
+    <w:lsdException w:name="Colorful Grid Accent 2" w:uiPriority="73"/>
+    <w:lsdException w:name="Light Shading Accent 3" w:uiPriority="60"/>
+    <w:lsdException w:name="Light List Accent 3" w:uiPriority="61"/>
+    <w:lsdException w:name="Light Grid Accent 3" w:uiPriority="62"/>
+    <w:lsdException w:name="Medium Shading 1 Accent 3" w:uiPriority="63"/>
+    <w:lsdException w:name="Medium Shading 2 Accent 3" w:uiPriority="64"/>
+    <w:lsdException w:name="Medium List 1 Accent 3" w:uiPriority="65"/>
+    <w:lsdException w:name="Medium List 2 Accent 3" w:uiPriority="66"/>
+    <w:lsdException w:name="Medium Grid 1 Accent 3" w:uiPriority="67"/>
+    <w:lsdException w:name="Medium Grid 2 Accent 3" w:uiPriority="68"/>
+    <w:lsdException w:name="Medium Grid 3 Accent 3" w:uiPriority="69"/>
+    <w:lsdException w:name="Dark List Accent 3" w:uiPriority="70"/>
+    <w:lsdException w:name="Colorful Shading Accent 3" w:uiPriority="71"/>
+    <w:lsdException w:name="Colorful List Accent 3" w:uiPriority="72"/>
+    <w:lsdException w:name="Colorful Grid Accent 3" w:uiPriority="73"/>
+    <w:lsdException w:name="Light Shading Accent 4" w:uiPriority="60"/>
+    <w:lsdException w:name="Light List Accent 4" w:uiPriority="61"/>
+    <w:lsdException w:name="Light Grid Accent 4" w:uiPriority="62"/>
+    <w:lsdException w:name="Medium Shading 1 Accent 4" w:uiPriority="63"/>
+    <w:lsdException w:name="Medium Shading 2 Accent 4" w:uiPriority="64"/>
+    <w:lsdException w:name="Medium List 1 Accent 4" w:uiPriority="65"/>
+    <w:lsdException w:name="Medium List 2 Accent 4" w:uiPriority="66"/>
+    <w:lsdException w:name="Medium Grid 1 Accent 4" w:uiPriority="67"/>
+    <w:lsdException w:name="Medium Grid 2 Accent 4" w:uiPriority="68"/>
+    <w:lsdException w:name="Medium Grid 3 Accent 4" w:uiPriority="69"/>
+    <w:lsdException w:name="Dark List Accent 4" w:uiPriority="70"/>
+    <w:lsdException w:name="Colorful Shading Accent 4" w:uiPriority="71"/>
+    <w:lsdException w:name="Colorful List Accent 4" w:uiPriority="72"/>
+    <w:lsdException w:name="Colorful Grid Accent 4" w:uiPriority="73"/>
+    <w:lsdException w:name="Light Shading Accent 5" w:uiPriority="60"/>
+    <w:lsdException w:name="Light List Accent 5" w:uiPriority="61"/>
+    <w:lsdException w:name="Light Grid Accent 5" w:uiPriority="62"/>
+    <w:lsdException w:name="Medium Shading 1 Accent 5" w:uiPriority="63"/>
+    <w:lsdException w:name="Medium Shading 2 Accent 5" w:uiPriority="64"/>
+    <w:lsdException w:name="Medium List 1 Accent 5" w:uiPriority="65"/>
+    <w:lsdException w:name="Medium List 2 Accent 5" w:uiPriority="66"/>
+    <w:lsdException w:name="Medium Grid 1 Accent 5" w:uiPriority="67"/>
+    <w:lsdException w:name="Medium Grid 2 Accent 5" w:uiPriority="68"/>
+    <w:lsdException w:name="Medium Grid 3 Accent 5" w:uiPriority="69"/>
+    <w:lsdException w:name="Dark List Accent 5" w:uiPriority="70"/>
+    <w:lsdException w:name="Colorful Shading Accent 5" w:uiPriority="71"/>
+    <w:lsdException w:name="Colorful List Accent 5" w:uiPriority="72"/>
+    <w:lsdException w:name="Colorful Grid Accent 5" w:uiPriority="73"/>
+    <w:lsdException w:name="Light Shading Accent 6" w:uiPriority="60"/>
+    <w:lsdException w:name="Light List Accent 6" w:uiPriority="61"/>
+    <w:lsdException w:name="Light Grid Accent 6" w:uiPriority="62"/>
+    <w:lsdException w:name="Medium Shading 1 Accent 6" w:uiPriority="63"/>
+    <w:lsdException w:name="Medium Shading 2 Accent 6" w:uiPriority="64"/>
+    <w:lsdException w:name="Medium List 1 Accent 6" w:uiPriority="65"/>
+    <w:lsdException w:name="Medium List 2 Accent 6" w:uiPriority="66"/>
+    <w:lsdException w:name="Medium Grid 1 Accent 6" w:uiPriority="67"/>
+    <w:lsdException w:name="Medium Grid 2 Accent 6" w:uiPriority="68"/>
+    <w:lsdException w:name="Medium Grid 3 Accent 6" w:uiPriority="69"/>
+    <w:lsdException w:name="Dark List Accent 6" w:uiPriority="70"/>
+    <w:lsdException w:name="Colorful Shading Accent 6" w:uiPriority="71"/>
+    <w:lsdException w:name="Colorful List Accent 6" w:uiPriority="72"/>
+    <w:lsdException w:name="Colorful Grid Accent 6" w:uiPriority="73"/>
+    <w:lsdException w:name="Subtle Emphasis" w:uiPriority="19" w:qFormat="1"/>
+    <w:lsdException w:name="Intense Emphasis" w:uiPriority="21" w:qFormat="1"/>
+    <w:lsdException w:name="Subtle Reference" w:uiPriority="31" w:qFormat="1"/>
+    <w:lsdException w:name="Intense Reference" w:uiPriority="32" w:qFormat="1"/>
+    <w:lsdException w:name="Book Title" w:uiPriority="33" w:qFormat="1"/>
+    <w:lsdException w:name="Bibliography" w:semiHidden="1" w:uiPriority="37" w:unhideWhenUsed="1"/>
+    <w:lsdException w:name="TOC Heading" w:semiHidden="1" w:uiPriority="39" w:unhideWhenUsed="1" w:qFormat="1"/>
+    <w:lsdException w:name="Plain Table 1" w:uiPriority="41"/>
+    <w:lsdException w:name="Plain Table 2" w:uiPriority="42"/>
+    <w:lsdException w:name="Plain Table 3" w:uiPriority="43"/>
+    <w:lsdException w:name="Plain Table 4" w:uiPriority="44"/>
+    <w:lsdException w:name="Plain Table 5" w:uiPriority="45"/>
+    <w:lsdException w:name="Grid Table Light" w:uiPriority="40"/>
+    <w:lsdException w:name="Grid Table 1 Light" w:uiPriority="46"/>
+    <w:lsdException w:name="Grid Table 2" w:uiPriority="47"/>
+    <w:lsdException w:name="Grid Table 3" w:uiPriority="48"/>
+    <w:lsdException w:name="Grid Table 4" w:uiPriority="49"/>
+    <w:lsdException w:name="Grid Table 5 Dark" w:uiPriority="50"/>
+    <w:lsdException w:name="Grid Table 6 Colorful" w:uiPriority="51"/>
+    <w:lsdException w:name="Grid Table 7 Colorful" w:uiPriority="52"/>
+    <w:lsdException w:name="Grid Table 1 Light Accent 1" w:uiPriority="46"/>
+    <w:lsdException w:name="Grid Table 2 Accent 1" w:uiPriority="47"/>
+    <w:lsdException w:name="Grid Table 3 Accent 1" w:uiPriority="48"/>
+    <w:lsdException w:name="Grid Table 4 Accent 1" w:uiPriority="49"/>
+    <w:lsdException w:name="Grid Table 5 Dark Accent 1" w:uiPriority="50"/>
+    <w:lsdException w:name="Grid Table 6 Colorful Accent 1" w:uiPriority="51"/>
+    <w:lsdException w:name="Grid Table 7 Colorful Accent 1" w:uiPriority="52"/>
+    <w:lsdException w:name="Grid Table 1 Light Accent 2" w:uiPriority="46"/>
+    <w:lsdException w:name="Grid Table 2 Accent 2" w:uiPriority="47"/>
+    <w:lsdException w:name="Grid Table 3 Accent 2" w:uiPriority="48"/>
+    <w:lsdException w:name="Grid Table 4 Accent 2" w:uiPriority="49"/>
+    <w:lsdException w:name="Grid Table 5 Dark Accent 2" w:uiPriority="50"/>
+    <w:lsdException w:name="Grid Table 6 Colorful Accent 2" w:uiPriority="51"/>
+    <w:lsdException w:name="Grid Table 7 Colorful Accent 2" w:uiPriority="52"/>
+    <w:lsdException w:name="Grid Table 1 Light Accent 3" w:uiPriority="46"/>
+    <w:lsdException w:name="Grid Table 2 Accent 3" w:uiPriority="47"/>
+    <w:lsdException w:name="Grid Table 3 Accent 3" w:uiPriority="48"/>
+    <w:lsdException w:name="Grid Table 4 Accent 3" w:uiPriority="49"/>
+    <w:lsdException w:name="Grid Table 5 Dark Accent 3" w:uiPriority="50"/>
+    <w:lsdException w:name="Grid Table 6 Colorful Accent 3" w:uiPriority="51"/>
+    <w:lsdException w:name="Grid Table 7 Colorful Accent 3" w:uiPriority="52"/>
+    <w:lsdException w:name="Grid Table 1 Light Accent 4" w:uiPriority="46"/>
+    <w:lsdException w:name="Grid Table 2 Accent 4" w:uiPriority="47"/>
+    <w:lsdException w:name="Grid Table 3 Accent 4" w:uiPriority="48"/>
+    <w:lsdException w:name="Grid Table 4 Accent 4" w:uiPriority="49"/>
+    <w:lsdException w:name="Grid Table 5 Dark Accent 4" w:uiPriority="50"/>
+    <w:lsdException w:name="Grid Table 6 Colorful Accent 4" w:uiPriority="51"/>
+    <w:lsdException w:name="Grid Table 7 Colorful Accent 4" w:uiPriority="52"/>
+    <w:lsdException w:name="Grid Table 1 Light Accent 5" w:uiPriority="46"/>
+    <w:lsdException w:name="Grid Table 2 Accent 5" w:uiPriority="47"/>
+    <w:lsdException w:name="Grid Table 3 Accent 5" w:uiPriority="48"/>
+    <w:lsdException w:name="Grid Table 4 Accent 5" w:uiPriority="49"/>
+    <w:lsdException w:name="Grid Table 5 Dark Accent 5" w:uiPriority="50"/>
+    <w:lsdException w:name="Grid Table 6 Colorful Accent 5" w:uiPriority="51"/>
+    <w:lsdException w:name="Grid Table 7 Colorful Accent 5" w:uiPriority="52"/>
+    <w:lsdException w:name="Grid Table 1 Light Accent 6" w:uiPriority="46"/>
+    <w:lsdException w:name="Grid Table 2 Accent 6" w:uiPriority="47"/>
+    <w:lsdException w:name="Grid Table 3 Accent 6" w:uiPriority="48"/>
+    <w:lsdException w:name="Grid Table 4 Accent 6" w:uiPriority="49"/>
+    <w:lsdException w:name="Grid Table 5 Dark Accent 6" w:uiPriority="50"/>
+    <w:lsdException w:name="Grid Table 6 Colorful Accent 6" w:uiPriority="51"/>
+    <w:lsdException w:name="Grid Table 7 Colorful Accent 6" w:uiPriority="52"/>
+    <w:lsdException w:name="List Table 1 Light" w:uiPriority="46"/>
+    <w:lsdException w:name="List Table 2" w:uiPriority="47"/>
+    <w:lsdException w:name="List Table 3" w:uiPriority="48"/>
+    <w:lsdException w:name="List Table 4" w:uiPriority="49"/>
+    <w:lsdException w:name="List Table 5 Dark" w:uiPriority="50"/>
+    <w:lsdException w:name="List Table 6 Colorful" w:uiPriority="51"/>
+    <w:lsdException w:name="List Table 7 Colorful" w:uiPriority="52"/>
+    <w:lsdException w:name="List Table 1 Light Accent 1" w:uiPriority="46"/>
+    <w:lsdException w:name="List Table 2 Accent 1" w:uiPriority="47"/>
+    <w:lsdException w:name="List Table 3 Accent 1" w:uiPriority="48"/>
+    <w:lsdException w:name="List Table 4 Accent 1" w:uiPriority="49"/>
+    <w:lsdException w:name="List Table 5 Dark Accent 1" w:uiPriority="50"/>
+    <w:lsdException w:name="List Table 6 Colorful Accent 1" w:uiPriority="51"/>
+    <w:lsdException w:name="List Table 7 Colorful Accent 1" w:uiPriority="52"/>
+    <w:lsdException w:name="List Table 1 Light Accent 2" w:uiPriority="46"/>
+    <w:lsdException w:name="List Table 2 Accent 2" w:uiPriority="47"/>
+    <w:lsdException w:name="List Table 3 Accent 2" w:uiPriority="48"/>
+    <w:lsdException w:name="List Table 4 Accent 2" w:uiPriority="49"/>
+    <w:lsdException w:name="List Table 5 Dark Accent 2" w:uiPriority="50"/>
+    <w:lsdException w:name="List Table 6 Colorful Accent 2" w:uiPriority="51"/>
+    <w:lsdException w:name="List Table 7 Colorful Accent 2" w:uiPriority="52"/>
+    <w:lsdException w:name="List Table 1 Light Accent 3" w:uiPriority="46"/>
+    <w:lsdException w:name="List Table 2 Accent 3" w:uiPriority="47"/>
+    <w:lsdException w:name="List Table 3 Accent 3" w:uiPriority="48"/>
+    <w:lsdException w:name="List Table 4 Accent 3" w:uiPriority="49"/>
+    <w:lsdException w:name="List Table 5 Dark Accent 3" w:uiPriority="50"/>
+    <w:lsdException w:name="List Table 6 Colorful Accent 3" w:uiPriority="51"/>
+    <w:lsdException w:name="List Table 7 Colorful Accent 3" w:uiPriority="52"/>
+    <w:lsdException w:name="List Table 1 Light Accent 4" w:uiPriority="46"/>
+    <w:lsdException w:name="List Table 2 Accent 4" w:uiPriority="47"/>
+    <w:lsdException w:name="List Table 3 Accent 4" w:uiPriority="48"/>
+    <w:lsdException w:name="List Table 4 Accent 4" w:uiPriority="49"/>
+    <w:lsdException w:name="List Table 5 Dark Accent 4" w:uiPriority="50"/>
+    <w:lsdException w:name="List Table 6 Colorful Accent 4" w:uiPriority="51"/>
+    <w:lsdException w:name="List Table 7 Colorful Accent 4" w:uiPriority="52"/>
+    <w:lsdException w:name="List Table 1 Light Accent 5" w:uiPriority="46"/>
+    <w:lsdException w:name="List Table 2 Accent 5" w:uiPriority="47"/>
+    <w:lsdException w:name="List Table 3 Accent 5" w:uiPriority="48"/>
+    <w:lsdException w:name="List Table 4 Accent 5" w:uiPriority="49"/>
+    <w:lsdException w:name="List Table 5 Dark Accent 5" w:uiPriority="50"/>
+    <w:lsdException w:name="List Table 6 Colorful Accent 5" w:uiPriority="51"/>
+    <w:lsdException w:name="List Table 7 Colorful Accent 5" w:uiPriority="52"/>
+    <w:lsdException w:name="List Table 1 Light Accent 6" w:uiPriority="46"/>
+    <w:lsdException w:name="List Table 2 Accent 6" w:uiPriority="47"/>
+    <w:lsdException w:name="List Table 3 Accent 6" w:uiPriority="48"/>
+    <w:lsdException w:name="List Table 4 Accent 6" w:uiPriority="49"/>
+    <w:lsdException w:name="List Table 5 Dark Accent 6" w:uiPriority="50"/>
+    <w:lsdException w:name="List Table 6 Colorful Accent 6" w:uiPriority="51"/>
+    <w:lsdException w:name="List Table 7 Colorful Accent 6" w:uiPriority="52"/>
+    <w:lsdException w:name="Mention" w:semiHidden="1" w:unhideWhenUsed="1"/>
+    <w:lsdException w:name="Smart Hyperlink" w:semiHidden="1" w:unhideWhenUsed="1"/>
+    <w:lsdException w:name="Hashtag" w:semiHidden="1" w:unhideWhenUsed="1"/>
+    <w:lsdException w:name="Unresolved Mention" w:semiHidden="1" w:unhideWhenUsed="1"/>
+    <w:lsdException w:name="Smart Link" w:semiHidden="1" w:unhideWhenUsed="1"/>
+  </w:latentStyles>
+  <w:style w:type="paragraph" w:default="1" w:styleId="Normal">
     <w:name w:val="Normal"/>
     <w:qFormat/>
   </w:style>
-  <w:style w:type="table" w:styleId="TableNormal" w:default="true">
+  <w:style w:type="paragraph" w:styleId="Ttulo1">
+    <w:name w:val="heading 1"/>
+    <w:basedOn w:val="Normal"/>
+    <w:next w:val="Normal"/>
+    <w:uiPriority w:val="9"/>
+    <w:qFormat/>
+    <w:pPr>
+      <w:outlineLvl w:val="0"/>
+    </w:pPr>
+    <w:rPr>
+      <w:color w:val="2E74B5"/>
+      <w:sz w:val="32"/>
+      <w:szCs w:val="32"/>
+    </w:rPr>
+  </w:style>
+  <w:style w:type="paragraph" w:styleId="Ttulo2">
+    <w:name w:val="heading 2"/>
+    <w:basedOn w:val="Normal"/>
+    <w:next w:val="Normal"/>
+    <w:uiPriority w:val="9"/>
+    <w:semiHidden/>
+    <w:unhideWhenUsed/>
+    <w:qFormat/>
+    <w:pPr>
+      <w:outlineLvl w:val="1"/>
+    </w:pPr>
+    <w:rPr>
+      <w:color w:val="2E74B5"/>
+      <w:sz w:val="26"/>
+      <w:szCs w:val="26"/>
+    </w:rPr>
+  </w:style>
+  <w:style w:type="paragraph" w:styleId="Ttulo3">
+    <w:name w:val="heading 3"/>
+    <w:basedOn w:val="Normal"/>
+    <w:next w:val="Normal"/>
+    <w:uiPriority w:val="9"/>
+    <w:semiHidden/>
+    <w:unhideWhenUsed/>
+    <w:qFormat/>
+    <w:pPr>
+      <w:outlineLvl w:val="2"/>
+    </w:pPr>
+    <w:rPr>
+      <w:color w:val="1F4D78"/>
+      <w:sz w:val="24"/>
+      <w:szCs w:val="24"/>
+    </w:rPr>
+  </w:style>
+  <w:style w:type="paragraph" w:styleId="Ttulo4">
+    <w:name w:val="heading 4"/>
+    <w:basedOn w:val="Normal"/>
+    <w:next w:val="Normal"/>
+    <w:uiPriority w:val="9"/>
+    <w:semiHidden/>
+    <w:unhideWhenUsed/>
+    <w:qFormat/>
+    <w:pPr>
+      <w:outlineLvl w:val="3"/>
+    </w:pPr>
+    <w:rPr>
+      <w:i/>
+      <w:iCs/>
+      <w:color w:val="2E74B5"/>
+    </w:rPr>
+  </w:style>
+  <w:style w:type="paragraph" w:styleId="Ttulo5">
+    <w:name w:val="heading 5"/>
+    <w:basedOn w:val="Normal"/>
+    <w:next w:val="Normal"/>
+    <w:uiPriority w:val="9"/>
+    <w:semiHidden/>
+    <w:unhideWhenUsed/>
+    <w:qFormat/>
+    <w:pPr>
+      <w:outlineLvl w:val="4"/>
+    </w:pPr>
+    <w:rPr>
+      <w:color w:val="2E74B5"/>
+    </w:rPr>
+  </w:style>
+  <w:style w:type="paragraph" w:styleId="Ttulo6">
+    <w:name w:val="heading 6"/>
+    <w:basedOn w:val="Normal"/>
+    <w:next w:val="Normal"/>
+    <w:uiPriority w:val="9"/>
+    <w:semiHidden/>
+    <w:unhideWhenUsed/>
+    <w:qFormat/>
+    <w:pPr>
+      <w:outlineLvl w:val="5"/>
+    </w:pPr>
+    <w:rPr>
+      <w:color w:val="1F4D78"/>
+    </w:rPr>
+  </w:style>
+  <w:style w:type="character" w:default="1" w:styleId="Fuentedeprrafopredeter">
+    <w:name w:val="Default Paragraph Font"/>
+    <w:uiPriority w:val="1"/>
+    <w:semiHidden/>
+    <w:unhideWhenUsed/>
+  </w:style>
+  <w:style w:type="table" w:default="1" w:styleId="Tablanormal">
     <w:name w:val="Normal Table"/>
     <w:uiPriority w:val="99"/>
     <w:semiHidden/>
     <w:unhideWhenUsed/>
     <w:tblPr>
-      <w:tblInd w:type="dxa" w:w="0"/>
+      <w:tblInd w:w="0" w:type="dxa"/>
       <w:tblCellMar>
-        <w:top w:type="dxa" w:w="0"/>
-        <w:left w:type="dxa" w:w="108"/>
-        <w:bottom w:type="dxa" w:w="0"/>
-        <w:right w:type="dxa" w:w="108"/>
+        <w:top w:w="0" w:type="dxa"/>
+        <w:left w:w="108" w:type="dxa"/>
+        <w:bottom w:w="0" w:type="dxa"/>
+        <w:right w:w="108" w:type="dxa"/>
       </w:tblCellMar>
     </w:tblPr>
   </w:style>
-  <w:style w:type="paragraph" w:styleId="Title">
+  <w:style w:type="numbering" w:default="1" w:styleId="Sinlista">
+    <w:name w:val="No List"/>
+    <w:uiPriority w:val="99"/>
+    <w:semiHidden/>
+    <w:unhideWhenUsed/>
+  </w:style>
+  <w:style w:type="paragraph" w:styleId="Ttulo">
     <w:name w:val="Title"/>
     <w:basedOn w:val="Normal"/>
     <w:next w:val="Normal"/>
+    <w:uiPriority w:val="10"/>
     <w:qFormat/>
     <w:rPr>
       <w:sz w:val="56"/>
       <w:szCs w:val="56"/>
     </w:rPr>
   </w:style>
-  <w:style w:type="paragraph" w:styleId="Heading1">
-    <w:name w:val="Heading 1"/>
-    <w:basedOn w:val="Normal"/>
-    <w:next w:val="Normal"/>
-    <w:qFormat/>
-    <w:rPr>
-      <w:color w:val="2E74B5"/>
-      <w:sz w:val="32"/>
-      <w:szCs w:val="32"/>
-    </w:rPr>
-  </w:style>
-  <w:style w:type="paragraph" w:styleId="Heading2">
-    <w:name w:val="Heading 2"/>
-    <w:basedOn w:val="Normal"/>
-    <w:next w:val="Normal"/>
-    <w:qFormat/>
-    <w:rPr>
-      <w:color w:val="2E74B5"/>
-      <w:sz w:val="26"/>
-      <w:szCs w:val="26"/>
-    </w:rPr>
-  </w:style>
-  <w:style w:type="paragraph" w:styleId="Heading3">
-    <w:name w:val="Heading 3"/>
-    <w:basedOn w:val="Normal"/>
-    <w:next w:val="Normal"/>
-    <w:qFormat/>
-    <w:rPr>
-      <w:color w:val="1F4D78"/>
-      <w:sz w:val="24"/>
-      <w:szCs w:val="24"/>
-    </w:rPr>
-  </w:style>
-  <w:style w:type="paragraph" w:styleId="Heading4">
-    <w:name w:val="Heading 4"/>
-    <w:basedOn w:val="Normal"/>
-    <w:next w:val="Normal"/>
-    <w:qFormat/>
-    <w:rPr>
-      <w:i/>
-      <w:iCs/>
-      <w:color w:val="2E74B5"/>
-    </w:rPr>
-  </w:style>
-  <w:style w:type="paragraph" w:styleId="Heading5">
-    <w:name w:val="Heading 5"/>
-    <w:basedOn w:val="Normal"/>
-    <w:next w:val="Normal"/>
-    <w:qFormat/>
-    <w:rPr>
-      <w:color w:val="2E74B5"/>
-    </w:rPr>
-  </w:style>
-  <w:style w:type="paragraph" w:styleId="Heading6">
-    <w:name w:val="Heading 6"/>
-    <w:basedOn w:val="Normal"/>
-    <w:next w:val="Normal"/>
-    <w:qFormat/>
-    <w:rPr>
-      <w:color w:val="1F4D78"/>
-    </w:rPr>
-  </w:style>
-  <w:style w:type="paragraph" w:styleId="Strong">
-    <w:name w:val="Strong"/>
+  <w:style w:type="paragraph" w:customStyle="1" w:styleId="Fuerte1">
+    <w:name w:val="Fuerte1"/>
     <w:basedOn w:val="Normal"/>
     <w:next w:val="Normal"/>
     <w:qFormat/>
@@ -1467,14 +2186,13 @@
       <w:bCs/>
     </w:rPr>
   </w:style>
-  <w:style w:type="paragraph" w:styleId="ListParagraph">
+  <w:style w:type="paragraph" w:styleId="Prrafodelista">
     <w:name w:val="List Paragraph"/>
     <w:basedOn w:val="Normal"/>
     <w:qFormat/>
   </w:style>
-  <w:style w:type="character" w:styleId="Hyperlink">
+  <w:style w:type="character" w:styleId="Hipervnculo">
     <w:name w:val="Hyperlink"/>
-    <w:basedOn w:val="DefaultParagraphFont"/>
     <w:uiPriority w:val="99"/>
     <w:unhideWhenUsed/>
     <w:rPr>
@@ -1482,9 +2200,8 @@
       <w:u w:val="single"/>
     </w:rPr>
   </w:style>
-  <w:style w:type="character" w:styleId="FootnoteReference">
+  <w:style w:type="character" w:styleId="Refdenotaalpie">
     <w:name w:val="footnote reference"/>
-    <w:basedOn w:val="DefaultParagraphFont"/>
     <w:uiPriority w:val="99"/>
     <w:semiHidden/>
     <w:unhideWhenUsed/>
@@ -1492,25 +2209,17 @@
       <w:vertAlign w:val="superscript"/>
     </w:rPr>
   </w:style>
-  <w:style w:type="paragraph" w:styleId="FootnoteText">
+  <w:style w:type="paragraph" w:styleId="Textonotapie">
     <w:name w:val="footnote text"/>
     <w:basedOn w:val="Normal"/>
-    <w:link w:val="FootnoteTextChar"/>
+    <w:link w:val="TextonotapieCar"/>
     <w:uiPriority w:val="99"/>
     <w:semiHidden/>
     <w:unhideWhenUsed/>
-    <w:pPr>
-      <w:spacing w:after="0" w:line="240" w:lineRule="auto"/>
-    </w:pPr>
-    <w:rPr>
-      <w:sz w:val="20"/>
-      <w:szCs w:val="20"/>
-    </w:rPr>
   </w:style>
-  <w:style w:type="character" w:styleId="FootnoteTextChar">
-    <w:name w:val="Footnote Text Char"/>
-    <w:basedOn w:val="DefaultParagraphFont"/>
-    <w:link w:val="FootnoteText"/>
+  <w:style w:type="character" w:customStyle="1" w:styleId="TextonotapieCar">
+    <w:name w:val="Texto nota pie Car"/>
+    <w:link w:val="Textonotapie"/>
     <w:uiPriority w:val="99"/>
     <w:semiHidden/>
     <w:unhideWhenUsed/>
@@ -1519,9 +2228,8 @@
       <w:szCs w:val="20"/>
     </w:rPr>
   </w:style>
-  <w:style w:type="character" w:styleId="EndnoteReference">
+  <w:style w:type="character" w:styleId="Refdenotaalfinal">
     <w:name w:val="endnote reference"/>
-    <w:basedOn w:val="DefaultParagraphFont"/>
     <w:uiPriority w:val="99"/>
     <w:semiHidden/>
     <w:unhideWhenUsed/>
@@ -1529,25 +2237,17 @@
       <w:vertAlign w:val="superscript"/>
     </w:rPr>
   </w:style>
-  <w:style w:type="paragraph" w:styleId="EndnoteText">
+  <w:style w:type="paragraph" w:styleId="Textonotaalfinal">
     <w:name w:val="endnote text"/>
     <w:basedOn w:val="Normal"/>
-    <w:link w:val="EndnoteTextChar"/>
+    <w:link w:val="TextonotaalfinalCar"/>
     <w:uiPriority w:val="99"/>
     <w:semiHidden/>
     <w:unhideWhenUsed/>
-    <w:pPr>
-      <w:spacing w:after="0" w:line="240" w:lineRule="auto"/>
-    </w:pPr>
-    <w:rPr>
-      <w:sz w:val="20"/>
-      <w:szCs w:val="20"/>
-    </w:rPr>
   </w:style>
-  <w:style w:type="character" w:styleId="EndnoteTextChar">
-    <w:name w:val="Endnote Text Char"/>
-    <w:basedOn w:val="DefaultParagraphFont"/>
-    <w:link w:val="EndnoteText"/>
+  <w:style w:type="character" w:customStyle="1" w:styleId="TextonotaalfinalCar">
+    <w:name w:val="Texto nota al final Car"/>
+    <w:link w:val="Textonotaalfinal"/>
     <w:uiPriority w:val="99"/>
     <w:semiHidden/>
     <w:unhideWhenUsed/>
@@ -1711,7 +2411,7 @@
         <a:solidFill>
           <a:schemeClr val="phClr"/>
         </a:solidFill>
-        <a:gradFill rotWithShape="true">
+        <a:gradFill rotWithShape="1">
           <a:gsLst>
             <a:gs pos="0">
               <a:schemeClr val="phClr">
@@ -1735,9 +2435,9 @@
               </a:schemeClr>
             </a:gs>
           </a:gsLst>
-          <a:lin ang="5400000" scaled="false"/>
+          <a:lin ang="5400000" scaled="0"/>
         </a:gradFill>
-        <a:gradFill rotWithShape="true">
+        <a:gradFill rotWithShape="1">
           <a:gsLst>
             <a:gs pos="0">
               <a:schemeClr val="phClr">
@@ -1761,7 +2461,7 @@
               </a:schemeClr>
             </a:gs>
           </a:gsLst>
-          <a:lin ang="5400000" scaled="false"/>
+          <a:lin ang="5400000" scaled="0"/>
         </a:gradFill>
       </a:fillStyleLst>
       <a:lnStyleLst>
@@ -1796,7 +2496,7 @@
         </a:effectStyle>
         <a:effectStyle>
           <a:effectLst>
-            <a:outerShdw blurRad="57150" dist="19050" dir="5400000" algn="ctr" rotWithShape="false">
+            <a:outerShdw blurRad="57150" dist="19050" dir="5400000" algn="ctr" rotWithShape="0">
               <a:srgbClr val="000000">
                 <a:alpha val="63000"/>
               </a:srgbClr>
@@ -1814,7 +2514,7 @@
             <a:satMod val="170000"/>
           </a:schemeClr>
         </a:solidFill>
-        <a:gradFill rotWithShape="true">
+        <a:gradFill rotWithShape="1">
           <a:gsLst>
             <a:gs pos="0">
               <a:schemeClr val="phClr">
@@ -1839,7 +2539,7 @@
               </a:schemeClr>
             </a:gs>
           </a:gsLst>
-          <a:lin ang="5400000" scaled="false"/>
+          <a:lin ang="5400000" scaled="0"/>
         </a:gradFill>
       </a:bgFillStyleLst>
     </a:fmtScheme>
